--- a/docs/NC-46-website-wording-change-log.docx
+++ b/docs/NC-46-website-wording-change-log.docx
@@ -41,7 +41,7 @@
           <w:sz w:val="20"/>
           <w:szCs w:val="20"/>
         </w:rPr>
-        <w:t xml:space="preserve">Prepared 9 October 2026</w:t>
+        <w:t xml:space="preserve">Prepared 9 October 2026 · updated 11 October 2026</w:t>
       </w:r>
     </w:p>
     <w:p>
@@ -109,7 +109,7 @@
           <w:sz w:val="20"/>
           <w:szCs w:val="20"/>
         </w:rPr>
-        <w:t xml:space="preserve">The changes are made in the website source and the site builds successfully. They are not yet committed or deployed.</w:t>
+        <w:t xml:space="preserve">The changes are made in the website source and the site builds successfully. The changes in section 4 are not yet committed. Deployment is not recorded in this log.</w:t>
       </w:r>
     </w:p>
     <w:p>
@@ -127,7 +127,25 @@
           <w:sz w:val="20"/>
           <w:szCs w:val="20"/>
         </w:rPr>
-        <w:t xml:space="preserve">Rows marked “CMS seed” are corrected in the seed file only. The live content management system still holds the previous wording and overrides the page, so those rows are not yet effective on the site.</w:t>
+        <w:t xml:space="preserve">Rows marked “CMS seed” are corrected in the seed file only. The live content management system still holds the previous wording and overrides the page, so those rows are not yet effective on the site. A patch file with only the affected entries is prepared (sanity-content/nc46-patch.ndjson) and has not yet been applied.</w:t>
+      </w:r>
+    </w:p>
+    <w:p>
+      <w:pPr>
+        <w:pStyle w:val="ListParagraph"/>
+        <w:numPr>
+          <w:ilvl w:val="0"/>
+          <w:numId w:val="2"/>
+        </w:numPr>
+        <w:spacing w:after="80"/>
+      </w:pPr>
+      <w:r>
+        <w:rPr>
+          <w:rFonts w:ascii="Arial" w:cs="Arial" w:eastAsia="Arial" w:hAnsi="Arial"/>
+          <w:sz w:val="20"/>
+          <w:szCs w:val="20"/>
+        </w:rPr>
+        <w:t xml:space="preserve">The home page statistics block is currently switched off in the page, so rows H3 to H6 describe text that is not displayed at present.</w:t>
       </w:r>
     </w:p>
     <w:p>
@@ -7303,7 +7321,2560 @@
         <w:rPr>
           <w:rFonts w:ascii="Arial" w:cs="Arial" w:eastAsia="Arial" w:hAnsi="Arial"/>
         </w:rPr>
-        <w:t xml:space="preserve">4. Open points</w:t>
+        <w:t xml:space="preserve">4. Further changes, 11 October 2026</w:t>
+      </w:r>
+    </w:p>
+    <w:p>
+      <w:pPr>
+        <w:spacing w:after="120"/>
+      </w:pPr>
+      <w:r>
+        <w:rPr>
+          <w:rFonts w:ascii="Arial" w:cs="Arial" w:eastAsia="Arial" w:hAnsi="Arial"/>
+          <w:sz w:val="20"/>
+          <w:szCs w:val="20"/>
+        </w:rPr>
+        <w:t xml:space="preserve">A scan of every built page after the first round found further wording that conflicted with the same requirements. These rows record the second round.</w:t>
+      </w:r>
+    </w:p>
+    <w:tbl>
+      <w:tblPr>
+        <w:tblW w:type="dxa" w:w="14400"/>
+        <w:tblBorders>
+          <w:top w:val="single" w:color="auto" w:sz="4"/>
+          <w:left w:val="single" w:color="auto" w:sz="4"/>
+          <w:bottom w:val="single" w:color="auto" w:sz="4"/>
+          <w:right w:val="single" w:color="auto" w:sz="4"/>
+          <w:insideH w:val="single" w:color="auto" w:sz="4"/>
+          <w:insideV w:val="single" w:color="auto" w:sz="4"/>
+        </w:tblBorders>
+      </w:tblPr>
+      <w:tblGrid>
+        <w:gridCol w:w="800"/>
+        <w:gridCol w:w="2400"/>
+        <w:gridCol w:w="5600"/>
+        <w:gridCol w:w="5600"/>
+      </w:tblGrid>
+      <w:tr>
+        <w:trPr>
+          <w:tblHeader/>
+        </w:trPr>
+        <w:tc>
+          <w:tcPr>
+            <w:tcW w:type="dxa" w:w="800"/>
+            <w:tcBorders>
+              <w:top w:val="single" w:color="BFBFBF" w:sz="4"/>
+              <w:left w:val="single" w:color="BFBFBF" w:sz="4"/>
+              <w:bottom w:val="single" w:color="BFBFBF" w:sz="4"/>
+              <w:right w:val="single" w:color="BFBFBF" w:sz="4"/>
+            </w:tcBorders>
+            <w:shd w:fill="E7E6E6" w:color="auto" w:val="clear"/>
+            <w:tcMar>
+              <w:top w:type="dxa" w:w="70"/>
+              <w:left w:type="dxa" w:w="100"/>
+              <w:bottom w:type="dxa" w:w="70"/>
+              <w:right w:type="dxa" w:w="100"/>
+            </w:tcMar>
+            <w:vAlign w:val="top"/>
+          </w:tcPr>
+          <w:p>
+            <w:r>
+              <w:rPr>
+                <w:rFonts w:ascii="Arial" w:cs="Arial" w:eastAsia="Arial" w:hAnsi="Arial"/>
+                <w:b/>
+                <w:bCs/>
+                <w:sz w:val="18"/>
+                <w:szCs w:val="18"/>
+              </w:rPr>
+              <w:t xml:space="preserve">Ref</w:t>
+            </w:r>
+          </w:p>
+        </w:tc>
+        <w:tc>
+          <w:tcPr>
+            <w:tcW w:type="dxa" w:w="2400"/>
+            <w:tcBorders>
+              <w:top w:val="single" w:color="BFBFBF" w:sz="4"/>
+              <w:left w:val="single" w:color="BFBFBF" w:sz="4"/>
+              <w:bottom w:val="single" w:color="BFBFBF" w:sz="4"/>
+              <w:right w:val="single" w:color="BFBFBF" w:sz="4"/>
+            </w:tcBorders>
+            <w:shd w:fill="E7E6E6" w:color="auto" w:val="clear"/>
+            <w:tcMar>
+              <w:top w:type="dxa" w:w="70"/>
+              <w:left w:type="dxa" w:w="100"/>
+              <w:bottom w:type="dxa" w:w="70"/>
+              <w:right w:type="dxa" w:w="100"/>
+            </w:tcMar>
+            <w:vAlign w:val="top"/>
+          </w:tcPr>
+          <w:p>
+            <w:r>
+              <w:rPr>
+                <w:rFonts w:ascii="Arial" w:cs="Arial" w:eastAsia="Arial" w:hAnsi="Arial"/>
+                <w:b/>
+                <w:bCs/>
+                <w:sz w:val="18"/>
+                <w:szCs w:val="18"/>
+              </w:rPr>
+              <w:t xml:space="preserve">Location</w:t>
+            </w:r>
+          </w:p>
+        </w:tc>
+        <w:tc>
+          <w:tcPr>
+            <w:tcW w:type="dxa" w:w="5600"/>
+            <w:tcBorders>
+              <w:top w:val="single" w:color="BFBFBF" w:sz="4"/>
+              <w:left w:val="single" w:color="BFBFBF" w:sz="4"/>
+              <w:bottom w:val="single" w:color="BFBFBF" w:sz="4"/>
+              <w:right w:val="single" w:color="BFBFBF" w:sz="4"/>
+            </w:tcBorders>
+            <w:shd w:fill="E7E6E6" w:color="auto" w:val="clear"/>
+            <w:tcMar>
+              <w:top w:type="dxa" w:w="70"/>
+              <w:left w:type="dxa" w:w="100"/>
+              <w:bottom w:type="dxa" w:w="70"/>
+              <w:right w:type="dxa" w:w="100"/>
+            </w:tcMar>
+            <w:vAlign w:val="top"/>
+          </w:tcPr>
+          <w:p>
+            <w:r>
+              <w:rPr>
+                <w:rFonts w:ascii="Arial" w:cs="Arial" w:eastAsia="Arial" w:hAnsi="Arial"/>
+                <w:b/>
+                <w:bCs/>
+                <w:sz w:val="18"/>
+                <w:szCs w:val="18"/>
+              </w:rPr>
+              <w:t xml:space="preserve">Previous wording</w:t>
+            </w:r>
+          </w:p>
+        </w:tc>
+        <w:tc>
+          <w:tcPr>
+            <w:tcW w:type="dxa" w:w="5600"/>
+            <w:tcBorders>
+              <w:top w:val="single" w:color="BFBFBF" w:sz="4"/>
+              <w:left w:val="single" w:color="BFBFBF" w:sz="4"/>
+              <w:bottom w:val="single" w:color="BFBFBF" w:sz="4"/>
+              <w:right w:val="single" w:color="BFBFBF" w:sz="4"/>
+            </w:tcBorders>
+            <w:shd w:fill="E7E6E6" w:color="auto" w:val="clear"/>
+            <w:tcMar>
+              <w:top w:type="dxa" w:w="70"/>
+              <w:left w:type="dxa" w:w="100"/>
+              <w:bottom w:type="dxa" w:w="70"/>
+              <w:right w:type="dxa" w:w="100"/>
+            </w:tcMar>
+            <w:vAlign w:val="top"/>
+          </w:tcPr>
+          <w:p>
+            <w:r>
+              <w:rPr>
+                <w:rFonts w:ascii="Arial" w:cs="Arial" w:eastAsia="Arial" w:hAnsi="Arial"/>
+                <w:b/>
+                <w:bCs/>
+                <w:sz w:val="18"/>
+                <w:szCs w:val="18"/>
+              </w:rPr>
+              <w:t xml:space="preserve">New wording</w:t>
+            </w:r>
+          </w:p>
+        </w:tc>
+      </w:tr>
+      <w:tr>
+        <w:trPr>
+          <w:cantSplit/>
+        </w:trPr>
+        <w:tc>
+          <w:tcPr>
+            <w:tcW w:type="dxa" w:w="800"/>
+            <w:tcBorders>
+              <w:top w:val="single" w:color="BFBFBF" w:sz="4"/>
+              <w:left w:val="single" w:color="BFBFBF" w:sz="4"/>
+              <w:bottom w:val="single" w:color="BFBFBF" w:sz="4"/>
+              <w:right w:val="single" w:color="BFBFBF" w:sz="4"/>
+            </w:tcBorders>
+            <w:tcMar>
+              <w:top w:type="dxa" w:w="70"/>
+              <w:left w:type="dxa" w:w="100"/>
+              <w:bottom w:type="dxa" w:w="70"/>
+              <w:right w:type="dxa" w:w="100"/>
+            </w:tcMar>
+            <w:vAlign w:val="top"/>
+          </w:tcPr>
+          <w:p>
+            <w:r>
+              <w:rPr>
+                <w:rFonts w:ascii="Arial" w:cs="Arial" w:eastAsia="Arial" w:hAnsi="Arial"/>
+                <w:b/>
+                <w:bCs/>
+                <w:sz w:val="18"/>
+                <w:szCs w:val="18"/>
+              </w:rPr>
+              <w:t xml:space="preserve">R1</w:t>
+            </w:r>
+          </w:p>
+        </w:tc>
+        <w:tc>
+          <w:tcPr>
+            <w:tcW w:type="dxa" w:w="2400"/>
+            <w:tcBorders>
+              <w:top w:val="single" w:color="BFBFBF" w:sz="4"/>
+              <w:left w:val="single" w:color="BFBFBF" w:sz="4"/>
+              <w:bottom w:val="single" w:color="BFBFBF" w:sz="4"/>
+              <w:right w:val="single" w:color="BFBFBF" w:sz="4"/>
+            </w:tcBorders>
+            <w:tcMar>
+              <w:top w:type="dxa" w:w="70"/>
+              <w:left w:type="dxa" w:w="100"/>
+              <w:bottom w:type="dxa" w:w="70"/>
+              <w:right w:type="dxa" w:w="100"/>
+            </w:tcMar>
+            <w:vAlign w:val="top"/>
+          </w:tcPr>
+          <w:p>
+            <w:r>
+              <w:rPr>
+                <w:rFonts w:ascii="Arial" w:cs="Arial" w:eastAsia="Arial" w:hAnsi="Arial"/>
+                <w:sz w:val="18"/>
+                <w:szCs w:val="18"/>
+              </w:rPr>
+              <w:t xml:space="preserve">Home — meta description</w:t>
+            </w:r>
+          </w:p>
+        </w:tc>
+        <w:tc>
+          <w:tcPr>
+            <w:tcW w:type="dxa" w:w="5600"/>
+            <w:tcBorders>
+              <w:top w:val="single" w:color="BFBFBF" w:sz="4"/>
+              <w:left w:val="single" w:color="BFBFBF" w:sz="4"/>
+              <w:bottom w:val="single" w:color="BFBFBF" w:sz="4"/>
+              <w:right w:val="single" w:color="BFBFBF" w:sz="4"/>
+            </w:tcBorders>
+            <w:tcMar>
+              <w:top w:type="dxa" w:w="70"/>
+              <w:left w:type="dxa" w:w="100"/>
+              <w:bottom w:type="dxa" w:w="70"/>
+              <w:right w:type="dxa" w:w="100"/>
+            </w:tcMar>
+            <w:vAlign w:val="top"/>
+          </w:tcPr>
+          <w:p>
+            <w:r>
+              <w:rPr>
+                <w:rFonts w:ascii="Arial" w:cs="Arial" w:eastAsia="Arial" w:hAnsi="Arial"/>
+                <w:sz w:val="18"/>
+                <w:szCs w:val="18"/>
+              </w:rPr>
+              <w:t xml:space="preserve">Koios turns the phone and watch people already wear into clinically meaningful measures of life with Parkinson’s — an objective view of every day, well beyond the clinic visit.</w:t>
+            </w:r>
+          </w:p>
+        </w:tc>
+        <w:tc>
+          <w:tcPr>
+            <w:tcW w:type="dxa" w:w="5600"/>
+            <w:tcBorders>
+              <w:top w:val="single" w:color="BFBFBF" w:sz="4"/>
+              <w:left w:val="single" w:color="BFBFBF" w:sz="4"/>
+              <w:bottom w:val="single" w:color="BFBFBF" w:sz="4"/>
+              <w:right w:val="single" w:color="BFBFBF" w:sz="4"/>
+            </w:tcBorders>
+            <w:tcMar>
+              <w:top w:type="dxa" w:w="70"/>
+              <w:left w:type="dxa" w:w="100"/>
+              <w:bottom w:type="dxa" w:w="70"/>
+              <w:right w:type="dxa" w:w="100"/>
+            </w:tcMar>
+            <w:vAlign w:val="top"/>
+          </w:tcPr>
+          <w:p>
+            <w:r>
+              <w:rPr>
+                <w:rFonts w:ascii="Arial" w:cs="Arial" w:eastAsia="Arial" w:hAnsi="Arial"/>
+                <w:sz w:val="18"/>
+                <w:szCs w:val="18"/>
+              </w:rPr>
+              <w:t xml:space="preserve">Koios turns everyday movement, captured with a smartphone and smartwatch, into objective, validated kinematic measures for people with Parkinson’s — a view of every day, well beyond the clinic visit.</w:t>
+            </w:r>
+          </w:p>
+        </w:tc>
+      </w:tr>
+      <w:tr>
+        <w:trPr>
+          <w:cantSplit/>
+        </w:trPr>
+        <w:tc>
+          <w:tcPr>
+            <w:tcW w:type="dxa" w:w="800"/>
+            <w:tcBorders>
+              <w:top w:val="single" w:color="BFBFBF" w:sz="4"/>
+              <w:left w:val="single" w:color="BFBFBF" w:sz="4"/>
+              <w:bottom w:val="single" w:color="BFBFBF" w:sz="4"/>
+              <w:right w:val="single" w:color="BFBFBF" w:sz="4"/>
+            </w:tcBorders>
+            <w:tcMar>
+              <w:top w:type="dxa" w:w="70"/>
+              <w:left w:type="dxa" w:w="100"/>
+              <w:bottom w:type="dxa" w:w="70"/>
+              <w:right w:type="dxa" w:w="100"/>
+            </w:tcMar>
+            <w:vAlign w:val="top"/>
+          </w:tcPr>
+          <w:p>
+            <w:r>
+              <w:rPr>
+                <w:rFonts w:ascii="Arial" w:cs="Arial" w:eastAsia="Arial" w:hAnsi="Arial"/>
+                <w:b/>
+                <w:bCs/>
+                <w:sz w:val="18"/>
+                <w:szCs w:val="18"/>
+              </w:rPr>
+              <w:t xml:space="preserve">R2</w:t>
+            </w:r>
+          </w:p>
+        </w:tc>
+        <w:tc>
+          <w:tcPr>
+            <w:tcW w:type="dxa" w:w="2400"/>
+            <w:tcBorders>
+              <w:top w:val="single" w:color="BFBFBF" w:sz="4"/>
+              <w:left w:val="single" w:color="BFBFBF" w:sz="4"/>
+              <w:bottom w:val="single" w:color="BFBFBF" w:sz="4"/>
+              <w:right w:val="single" w:color="BFBFBF" w:sz="4"/>
+            </w:tcBorders>
+            <w:tcMar>
+              <w:top w:type="dxa" w:w="70"/>
+              <w:left w:type="dxa" w:w="100"/>
+              <w:bottom w:type="dxa" w:w="70"/>
+              <w:right w:type="dxa" w:w="100"/>
+            </w:tcMar>
+            <w:vAlign w:val="top"/>
+          </w:tcPr>
+          <w:p>
+            <w:r>
+              <w:rPr>
+                <w:rFonts w:ascii="Arial" w:cs="Arial" w:eastAsia="Arial" w:hAnsi="Arial"/>
+                <w:sz w:val="18"/>
+                <w:szCs w:val="18"/>
+              </w:rPr>
+              <w:t xml:space="preserve">Home — “The gap”, paragraph 2</w:t>
+            </w:r>
+          </w:p>
+        </w:tc>
+        <w:tc>
+          <w:tcPr>
+            <w:tcW w:type="dxa" w:w="5600"/>
+            <w:tcBorders>
+              <w:top w:val="single" w:color="BFBFBF" w:sz="4"/>
+              <w:left w:val="single" w:color="BFBFBF" w:sz="4"/>
+              <w:bottom w:val="single" w:color="BFBFBF" w:sz="4"/>
+              <w:right w:val="single" w:color="BFBFBF" w:sz="4"/>
+            </w:tcBorders>
+            <w:tcMar>
+              <w:top w:type="dxa" w:w="70"/>
+              <w:left w:type="dxa" w:w="100"/>
+              <w:bottom w:type="dxa" w:w="70"/>
+              <w:right w:type="dxa" w:w="100"/>
+            </w:tcMar>
+            <w:vAlign w:val="top"/>
+          </w:tcPr>
+          <w:p>
+            <w:r>
+              <w:rPr>
+                <w:rFonts w:ascii="Arial" w:cs="Arial" w:eastAsia="Arial" w:hAnsi="Arial"/>
+                <w:sz w:val="18"/>
+                <w:szCs w:val="18"/>
+              </w:rPr>
+              <w:t xml:space="preserve">So medication gets adjusted slowly, decline shows up late, and no one can measure whether care is working. Koios covers that gap — turning the time between visits into objective data that patients and clinicians can act on.</w:t>
+            </w:r>
+          </w:p>
+        </w:tc>
+        <w:tc>
+          <w:tcPr>
+            <w:tcW w:type="dxa" w:w="5600"/>
+            <w:tcBorders>
+              <w:top w:val="single" w:color="BFBFBF" w:sz="4"/>
+              <w:left w:val="single" w:color="BFBFBF" w:sz="4"/>
+              <w:bottom w:val="single" w:color="BFBFBF" w:sz="4"/>
+              <w:right w:val="single" w:color="BFBFBF" w:sz="4"/>
+            </w:tcBorders>
+            <w:tcMar>
+              <w:top w:type="dxa" w:w="70"/>
+              <w:left w:type="dxa" w:w="100"/>
+              <w:bottom w:type="dxa" w:w="70"/>
+              <w:right w:type="dxa" w:w="100"/>
+            </w:tcMar>
+            <w:vAlign w:val="top"/>
+          </w:tcPr>
+          <w:p>
+            <w:r>
+              <w:rPr>
+                <w:rFonts w:ascii="Arial" w:cs="Arial" w:eastAsia="Arial" w:hAnsi="Arial"/>
+                <w:sz w:val="18"/>
+                <w:szCs w:val="18"/>
+              </w:rPr>
+              <w:t xml:space="preserve">So the time between visits goes largely unmeasured. Koios covers that gap — giving healthcare professionals objective information between clinic visits, to interpret alongside their clinical assessment.</w:t>
+            </w:r>
+          </w:p>
+        </w:tc>
+      </w:tr>
+      <w:tr>
+        <w:trPr>
+          <w:cantSplit/>
+        </w:trPr>
+        <w:tc>
+          <w:tcPr>
+            <w:tcW w:type="dxa" w:w="800"/>
+            <w:tcBorders>
+              <w:top w:val="single" w:color="BFBFBF" w:sz="4"/>
+              <w:left w:val="single" w:color="BFBFBF" w:sz="4"/>
+              <w:bottom w:val="single" w:color="BFBFBF" w:sz="4"/>
+              <w:right w:val="single" w:color="BFBFBF" w:sz="4"/>
+            </w:tcBorders>
+            <w:tcMar>
+              <w:top w:type="dxa" w:w="70"/>
+              <w:left w:type="dxa" w:w="100"/>
+              <w:bottom w:type="dxa" w:w="70"/>
+              <w:right w:type="dxa" w:w="100"/>
+            </w:tcMar>
+            <w:vAlign w:val="top"/>
+          </w:tcPr>
+          <w:p>
+            <w:r>
+              <w:rPr>
+                <w:rFonts w:ascii="Arial" w:cs="Arial" w:eastAsia="Arial" w:hAnsi="Arial"/>
+                <w:b/>
+                <w:bCs/>
+                <w:sz w:val="18"/>
+                <w:szCs w:val="18"/>
+              </w:rPr>
+              <w:t xml:space="preserve">R3</w:t>
+            </w:r>
+          </w:p>
+        </w:tc>
+        <w:tc>
+          <w:tcPr>
+            <w:tcW w:type="dxa" w:w="2400"/>
+            <w:tcBorders>
+              <w:top w:val="single" w:color="BFBFBF" w:sz="4"/>
+              <w:left w:val="single" w:color="BFBFBF" w:sz="4"/>
+              <w:bottom w:val="single" w:color="BFBFBF" w:sz="4"/>
+              <w:right w:val="single" w:color="BFBFBF" w:sz="4"/>
+            </w:tcBorders>
+            <w:tcMar>
+              <w:top w:type="dxa" w:w="70"/>
+              <w:left w:type="dxa" w:w="100"/>
+              <w:bottom w:type="dxa" w:w="70"/>
+              <w:right w:type="dxa" w:w="100"/>
+            </w:tcMar>
+            <w:vAlign w:val="top"/>
+          </w:tcPr>
+          <w:p>
+            <w:r>
+              <w:rPr>
+                <w:rFonts w:ascii="Arial" w:cs="Arial" w:eastAsia="Arial" w:hAnsi="Arial"/>
+                <w:sz w:val="18"/>
+                <w:szCs w:val="18"/>
+              </w:rPr>
+              <w:t xml:space="preserve">Home — “How Koios works” heading</w:t>
+            </w:r>
+          </w:p>
+        </w:tc>
+        <w:tc>
+          <w:tcPr>
+            <w:tcW w:type="dxa" w:w="5600"/>
+            <w:tcBorders>
+              <w:top w:val="single" w:color="BFBFBF" w:sz="4"/>
+              <w:left w:val="single" w:color="BFBFBF" w:sz="4"/>
+              <w:bottom w:val="single" w:color="BFBFBF" w:sz="4"/>
+              <w:right w:val="single" w:color="BFBFBF" w:sz="4"/>
+            </w:tcBorders>
+            <w:tcMar>
+              <w:top w:type="dxa" w:w="70"/>
+              <w:left w:type="dxa" w:w="100"/>
+              <w:bottom w:type="dxa" w:w="70"/>
+              <w:right w:type="dxa" w:w="100"/>
+            </w:tcMar>
+            <w:vAlign w:val="top"/>
+          </w:tcPr>
+          <w:p>
+            <w:r>
+              <w:rPr>
+                <w:rFonts w:ascii="Arial" w:cs="Arial" w:eastAsia="Arial" w:hAnsi="Arial"/>
+                <w:sz w:val="18"/>
+                <w:szCs w:val="18"/>
+              </w:rPr>
+              <w:t xml:space="preserve">Everyday devices. Clinically meaningful signal.</w:t>
+            </w:r>
+          </w:p>
+        </w:tc>
+        <w:tc>
+          <w:tcPr>
+            <w:tcW w:type="dxa" w:w="5600"/>
+            <w:tcBorders>
+              <w:top w:val="single" w:color="BFBFBF" w:sz="4"/>
+              <w:left w:val="single" w:color="BFBFBF" w:sz="4"/>
+              <w:bottom w:val="single" w:color="BFBFBF" w:sz="4"/>
+              <w:right w:val="single" w:color="BFBFBF" w:sz="4"/>
+            </w:tcBorders>
+            <w:tcMar>
+              <w:top w:type="dxa" w:w="70"/>
+              <w:left w:type="dxa" w:w="100"/>
+              <w:bottom w:type="dxa" w:w="70"/>
+              <w:right w:type="dxa" w:w="100"/>
+            </w:tcMar>
+            <w:vAlign w:val="top"/>
+          </w:tcPr>
+          <w:p>
+            <w:r>
+              <w:rPr>
+                <w:rFonts w:ascii="Arial" w:cs="Arial" w:eastAsia="Arial" w:hAnsi="Arial"/>
+                <w:sz w:val="18"/>
+                <w:szCs w:val="18"/>
+              </w:rPr>
+              <w:t xml:space="preserve">Everyday devices. Objective kinematic measures.</w:t>
+            </w:r>
+          </w:p>
+        </w:tc>
+      </w:tr>
+      <w:tr>
+        <w:trPr>
+          <w:cantSplit/>
+        </w:trPr>
+        <w:tc>
+          <w:tcPr>
+            <w:tcW w:type="dxa" w:w="800"/>
+            <w:tcBorders>
+              <w:top w:val="single" w:color="BFBFBF" w:sz="4"/>
+              <w:left w:val="single" w:color="BFBFBF" w:sz="4"/>
+              <w:bottom w:val="single" w:color="BFBFBF" w:sz="4"/>
+              <w:right w:val="single" w:color="BFBFBF" w:sz="4"/>
+            </w:tcBorders>
+            <w:tcMar>
+              <w:top w:type="dxa" w:w="70"/>
+              <w:left w:type="dxa" w:w="100"/>
+              <w:bottom w:type="dxa" w:w="70"/>
+              <w:right w:type="dxa" w:w="100"/>
+            </w:tcMar>
+            <w:vAlign w:val="top"/>
+          </w:tcPr>
+          <w:p>
+            <w:r>
+              <w:rPr>
+                <w:rFonts w:ascii="Arial" w:cs="Arial" w:eastAsia="Arial" w:hAnsi="Arial"/>
+                <w:b/>
+                <w:bCs/>
+                <w:sz w:val="18"/>
+                <w:szCs w:val="18"/>
+              </w:rPr>
+              <w:t xml:space="preserve">R4</w:t>
+            </w:r>
+          </w:p>
+        </w:tc>
+        <w:tc>
+          <w:tcPr>
+            <w:tcW w:type="dxa" w:w="2400"/>
+            <w:tcBorders>
+              <w:top w:val="single" w:color="BFBFBF" w:sz="4"/>
+              <w:left w:val="single" w:color="BFBFBF" w:sz="4"/>
+              <w:bottom w:val="single" w:color="BFBFBF" w:sz="4"/>
+              <w:right w:val="single" w:color="BFBFBF" w:sz="4"/>
+            </w:tcBorders>
+            <w:tcMar>
+              <w:top w:type="dxa" w:w="70"/>
+              <w:left w:type="dxa" w:w="100"/>
+              <w:bottom w:type="dxa" w:w="70"/>
+              <w:right w:type="dxa" w:w="100"/>
+            </w:tcMar>
+            <w:vAlign w:val="top"/>
+          </w:tcPr>
+          <w:p>
+            <w:r>
+              <w:rPr>
+                <w:rFonts w:ascii="Arial" w:cs="Arial" w:eastAsia="Arial" w:hAnsi="Arial"/>
+                <w:sz w:val="18"/>
+                <w:szCs w:val="18"/>
+              </w:rPr>
+              <w:t xml:space="preserve">Home — “How Koios works” lead</w:t>
+            </w:r>
+          </w:p>
+        </w:tc>
+        <w:tc>
+          <w:tcPr>
+            <w:tcW w:type="dxa" w:w="5600"/>
+            <w:tcBorders>
+              <w:top w:val="single" w:color="BFBFBF" w:sz="4"/>
+              <w:left w:val="single" w:color="BFBFBF" w:sz="4"/>
+              <w:bottom w:val="single" w:color="BFBFBF" w:sz="4"/>
+              <w:right w:val="single" w:color="BFBFBF" w:sz="4"/>
+            </w:tcBorders>
+            <w:tcMar>
+              <w:top w:type="dxa" w:w="70"/>
+              <w:left w:type="dxa" w:w="100"/>
+              <w:bottom w:type="dxa" w:w="70"/>
+              <w:right w:type="dxa" w:w="100"/>
+            </w:tcMar>
+            <w:vAlign w:val="top"/>
+          </w:tcPr>
+          <w:p>
+            <w:r>
+              <w:rPr>
+                <w:rFonts w:ascii="Arial" w:cs="Arial" w:eastAsia="Arial" w:hAnsi="Arial"/>
+                <w:sz w:val="18"/>
+                <w:szCs w:val="18"/>
+              </w:rPr>
+              <w:t xml:space="preserve">No clinic-grade hardware. No clunky wearables. No daily diary to fill in. Just the phone and smartwatch people already own.</w:t>
+            </w:r>
+          </w:p>
+        </w:tc>
+        <w:tc>
+          <w:tcPr>
+            <w:tcW w:type="dxa" w:w="5600"/>
+            <w:tcBorders>
+              <w:top w:val="single" w:color="BFBFBF" w:sz="4"/>
+              <w:left w:val="single" w:color="BFBFBF" w:sz="4"/>
+              <w:bottom w:val="single" w:color="BFBFBF" w:sz="4"/>
+              <w:right w:val="single" w:color="BFBFBF" w:sz="4"/>
+            </w:tcBorders>
+            <w:tcMar>
+              <w:top w:type="dxa" w:w="70"/>
+              <w:left w:type="dxa" w:w="100"/>
+              <w:bottom w:type="dxa" w:w="70"/>
+              <w:right w:type="dxa" w:w="100"/>
+            </w:tcMar>
+            <w:vAlign w:val="top"/>
+          </w:tcPr>
+          <w:p>
+            <w:r>
+              <w:rPr>
+                <w:rFonts w:ascii="Arial" w:cs="Arial" w:eastAsia="Arial" w:hAnsi="Arial"/>
+                <w:sz w:val="18"/>
+                <w:szCs w:val="18"/>
+              </w:rPr>
+              <w:t xml:space="preserve">No clinic-grade hardware. No daily diary to fill in. Just an Android phone and a compatible smartwatch.</w:t>
+            </w:r>
+          </w:p>
+        </w:tc>
+      </w:tr>
+      <w:tr>
+        <w:trPr>
+          <w:cantSplit/>
+        </w:trPr>
+        <w:tc>
+          <w:tcPr>
+            <w:tcW w:type="dxa" w:w="800"/>
+            <w:tcBorders>
+              <w:top w:val="single" w:color="BFBFBF" w:sz="4"/>
+              <w:left w:val="single" w:color="BFBFBF" w:sz="4"/>
+              <w:bottom w:val="single" w:color="BFBFBF" w:sz="4"/>
+              <w:right w:val="single" w:color="BFBFBF" w:sz="4"/>
+            </w:tcBorders>
+            <w:tcMar>
+              <w:top w:type="dxa" w:w="70"/>
+              <w:left w:type="dxa" w:w="100"/>
+              <w:bottom w:type="dxa" w:w="70"/>
+              <w:right w:type="dxa" w:w="100"/>
+            </w:tcMar>
+            <w:vAlign w:val="top"/>
+          </w:tcPr>
+          <w:p>
+            <w:r>
+              <w:rPr>
+                <w:rFonts w:ascii="Arial" w:cs="Arial" w:eastAsia="Arial" w:hAnsi="Arial"/>
+                <w:b/>
+                <w:bCs/>
+                <w:sz w:val="18"/>
+                <w:szCs w:val="18"/>
+              </w:rPr>
+              <w:t xml:space="preserve">R5</w:t>
+            </w:r>
+          </w:p>
+        </w:tc>
+        <w:tc>
+          <w:tcPr>
+            <w:tcW w:type="dxa" w:w="2400"/>
+            <w:tcBorders>
+              <w:top w:val="single" w:color="BFBFBF" w:sz="4"/>
+              <w:left w:val="single" w:color="BFBFBF" w:sz="4"/>
+              <w:bottom w:val="single" w:color="BFBFBF" w:sz="4"/>
+              <w:right w:val="single" w:color="BFBFBF" w:sz="4"/>
+            </w:tcBorders>
+            <w:tcMar>
+              <w:top w:type="dxa" w:w="70"/>
+              <w:left w:type="dxa" w:w="100"/>
+              <w:bottom w:type="dxa" w:w="70"/>
+              <w:right w:type="dxa" w:w="100"/>
+            </w:tcMar>
+            <w:vAlign w:val="top"/>
+          </w:tcPr>
+          <w:p>
+            <w:r>
+              <w:rPr>
+                <w:rFonts w:ascii="Arial" w:cs="Arial" w:eastAsia="Arial" w:hAnsi="Arial"/>
+                <w:sz w:val="18"/>
+                <w:szCs w:val="18"/>
+              </w:rPr>
+              <w:t xml:space="preserve">Home — step 1</w:t>
+            </w:r>
+          </w:p>
+        </w:tc>
+        <w:tc>
+          <w:tcPr>
+            <w:tcW w:type="dxa" w:w="5600"/>
+            <w:tcBorders>
+              <w:top w:val="single" w:color="BFBFBF" w:sz="4"/>
+              <w:left w:val="single" w:color="BFBFBF" w:sz="4"/>
+              <w:bottom w:val="single" w:color="BFBFBF" w:sz="4"/>
+              <w:right w:val="single" w:color="BFBFBF" w:sz="4"/>
+            </w:tcBorders>
+            <w:tcMar>
+              <w:top w:type="dxa" w:w="70"/>
+              <w:left w:type="dxa" w:w="100"/>
+              <w:bottom w:type="dxa" w:w="70"/>
+              <w:right w:type="dxa" w:w="100"/>
+            </w:tcMar>
+            <w:vAlign w:val="top"/>
+          </w:tcPr>
+          <w:p>
+            <w:r>
+              <w:rPr>
+                <w:rFonts w:ascii="Arial" w:cs="Arial" w:eastAsia="Arial" w:hAnsi="Arial"/>
+                <w:sz w:val="18"/>
+                <w:szCs w:val="18"/>
+              </w:rPr>
+              <w:t xml:space="preserve">Wear what you already wear — A smartphone and a smartwatch. Parkiwatch runs quietly in the background — no tasks to complete, no change to daily routine.</w:t>
+            </w:r>
+          </w:p>
+        </w:tc>
+        <w:tc>
+          <w:tcPr>
+            <w:tcW w:type="dxa" w:w="5600"/>
+            <w:tcBorders>
+              <w:top w:val="single" w:color="BFBFBF" w:sz="4"/>
+              <w:left w:val="single" w:color="BFBFBF" w:sz="4"/>
+              <w:bottom w:val="single" w:color="BFBFBF" w:sz="4"/>
+              <w:right w:val="single" w:color="BFBFBF" w:sz="4"/>
+            </w:tcBorders>
+            <w:tcMar>
+              <w:top w:type="dxa" w:w="70"/>
+              <w:left w:type="dxa" w:w="100"/>
+              <w:bottom w:type="dxa" w:w="70"/>
+              <w:right w:type="dxa" w:w="100"/>
+            </w:tcMar>
+            <w:vAlign w:val="top"/>
+          </w:tcPr>
+          <w:p>
+            <w:r>
+              <w:rPr>
+                <w:rFonts w:ascii="Arial" w:cs="Arial" w:eastAsia="Arial" w:hAnsi="Arial"/>
+                <w:sz w:val="18"/>
+                <w:szCs w:val="18"/>
+              </w:rPr>
+              <w:t xml:space="preserve">Wear a smartwatch through the day — An Android smartphone and a compatible smartwatch. Parkiwatch runs in the background, with little change to daily routine.</w:t>
+            </w:r>
+          </w:p>
+        </w:tc>
+      </w:tr>
+      <w:tr>
+        <w:trPr>
+          <w:cantSplit/>
+        </w:trPr>
+        <w:tc>
+          <w:tcPr>
+            <w:tcW w:type="dxa" w:w="800"/>
+            <w:tcBorders>
+              <w:top w:val="single" w:color="BFBFBF" w:sz="4"/>
+              <w:left w:val="single" w:color="BFBFBF" w:sz="4"/>
+              <w:bottom w:val="single" w:color="BFBFBF" w:sz="4"/>
+              <w:right w:val="single" w:color="BFBFBF" w:sz="4"/>
+            </w:tcBorders>
+            <w:tcMar>
+              <w:top w:type="dxa" w:w="70"/>
+              <w:left w:type="dxa" w:w="100"/>
+              <w:bottom w:type="dxa" w:w="70"/>
+              <w:right w:type="dxa" w:w="100"/>
+            </w:tcMar>
+            <w:vAlign w:val="top"/>
+          </w:tcPr>
+          <w:p>
+            <w:r>
+              <w:rPr>
+                <w:rFonts w:ascii="Arial" w:cs="Arial" w:eastAsia="Arial" w:hAnsi="Arial"/>
+                <w:b/>
+                <w:bCs/>
+                <w:sz w:val="18"/>
+                <w:szCs w:val="18"/>
+              </w:rPr>
+              <w:t xml:space="preserve">R6</w:t>
+            </w:r>
+          </w:p>
+        </w:tc>
+        <w:tc>
+          <w:tcPr>
+            <w:tcW w:type="dxa" w:w="2400"/>
+            <w:tcBorders>
+              <w:top w:val="single" w:color="BFBFBF" w:sz="4"/>
+              <w:left w:val="single" w:color="BFBFBF" w:sz="4"/>
+              <w:bottom w:val="single" w:color="BFBFBF" w:sz="4"/>
+              <w:right w:val="single" w:color="BFBFBF" w:sz="4"/>
+            </w:tcBorders>
+            <w:tcMar>
+              <w:top w:type="dxa" w:w="70"/>
+              <w:left w:type="dxa" w:w="100"/>
+              <w:bottom w:type="dxa" w:w="70"/>
+              <w:right w:type="dxa" w:w="100"/>
+            </w:tcMar>
+            <w:vAlign w:val="top"/>
+          </w:tcPr>
+          <w:p>
+            <w:r>
+              <w:rPr>
+                <w:rFonts w:ascii="Arial" w:cs="Arial" w:eastAsia="Arial" w:hAnsi="Arial"/>
+                <w:sz w:val="18"/>
+                <w:szCs w:val="18"/>
+              </w:rPr>
+              <w:t xml:space="preserve">Home — “For patients” door card</w:t>
+            </w:r>
+          </w:p>
+        </w:tc>
+        <w:tc>
+          <w:tcPr>
+            <w:tcW w:type="dxa" w:w="5600"/>
+            <w:tcBorders>
+              <w:top w:val="single" w:color="BFBFBF" w:sz="4"/>
+              <w:left w:val="single" w:color="BFBFBF" w:sz="4"/>
+              <w:bottom w:val="single" w:color="BFBFBF" w:sz="4"/>
+              <w:right w:val="single" w:color="BFBFBF" w:sz="4"/>
+            </w:tcBorders>
+            <w:tcMar>
+              <w:top w:type="dxa" w:w="70"/>
+              <w:left w:type="dxa" w:w="100"/>
+              <w:bottom w:type="dxa" w:w="70"/>
+              <w:right w:type="dxa" w:w="100"/>
+            </w:tcMar>
+            <w:vAlign w:val="top"/>
+          </w:tcPr>
+          <w:p>
+            <w:r>
+              <w:rPr>
+                <w:rFonts w:ascii="Arial" w:cs="Arial" w:eastAsia="Arial" w:hAnsi="Arial"/>
+                <w:sz w:val="18"/>
+                <w:szCs w:val="18"/>
+              </w:rPr>
+              <w:t xml:space="preserve">…See your own patterns, and feel more in control.</w:t>
+            </w:r>
+          </w:p>
+        </w:tc>
+        <w:tc>
+          <w:tcPr>
+            <w:tcW w:type="dxa" w:w="5600"/>
+            <w:tcBorders>
+              <w:top w:val="single" w:color="BFBFBF" w:sz="4"/>
+              <w:left w:val="single" w:color="BFBFBF" w:sz="4"/>
+              <w:bottom w:val="single" w:color="BFBFBF" w:sz="4"/>
+              <w:right w:val="single" w:color="BFBFBF" w:sz="4"/>
+            </w:tcBorders>
+            <w:tcMar>
+              <w:top w:type="dxa" w:w="70"/>
+              <w:left w:type="dxa" w:w="100"/>
+              <w:bottom w:type="dxa" w:w="70"/>
+              <w:right w:type="dxa" w:w="100"/>
+            </w:tcMar>
+            <w:vAlign w:val="top"/>
+          </w:tcPr>
+          <w:p>
+            <w:r>
+              <w:rPr>
+                <w:rFonts w:ascii="Arial" w:cs="Arial" w:eastAsia="Arial" w:hAnsi="Arial"/>
+                <w:sz w:val="18"/>
+                <w:szCs w:val="18"/>
+              </w:rPr>
+              <w:t xml:space="preserve">…See your own patterns, and review them with your healthcare professional.</w:t>
+            </w:r>
+          </w:p>
+        </w:tc>
+      </w:tr>
+      <w:tr>
+        <w:trPr>
+          <w:cantSplit/>
+        </w:trPr>
+        <w:tc>
+          <w:tcPr>
+            <w:tcW w:type="dxa" w:w="800"/>
+            <w:tcBorders>
+              <w:top w:val="single" w:color="BFBFBF" w:sz="4"/>
+              <w:left w:val="single" w:color="BFBFBF" w:sz="4"/>
+              <w:bottom w:val="single" w:color="BFBFBF" w:sz="4"/>
+              <w:right w:val="single" w:color="BFBFBF" w:sz="4"/>
+            </w:tcBorders>
+            <w:tcMar>
+              <w:top w:type="dxa" w:w="70"/>
+              <w:left w:type="dxa" w:w="100"/>
+              <w:bottom w:type="dxa" w:w="70"/>
+              <w:right w:type="dxa" w:w="100"/>
+            </w:tcMar>
+            <w:vAlign w:val="top"/>
+          </w:tcPr>
+          <w:p>
+            <w:r>
+              <w:rPr>
+                <w:rFonts w:ascii="Arial" w:cs="Arial" w:eastAsia="Arial" w:hAnsi="Arial"/>
+                <w:b/>
+                <w:bCs/>
+                <w:sz w:val="18"/>
+                <w:szCs w:val="18"/>
+              </w:rPr>
+              <w:t xml:space="preserve">R7</w:t>
+            </w:r>
+          </w:p>
+        </w:tc>
+        <w:tc>
+          <w:tcPr>
+            <w:tcW w:type="dxa" w:w="2400"/>
+            <w:tcBorders>
+              <w:top w:val="single" w:color="BFBFBF" w:sz="4"/>
+              <w:left w:val="single" w:color="BFBFBF" w:sz="4"/>
+              <w:bottom w:val="single" w:color="BFBFBF" w:sz="4"/>
+              <w:right w:val="single" w:color="BFBFBF" w:sz="4"/>
+            </w:tcBorders>
+            <w:tcMar>
+              <w:top w:type="dxa" w:w="70"/>
+              <w:left w:type="dxa" w:w="100"/>
+              <w:bottom w:type="dxa" w:w="70"/>
+              <w:right w:type="dxa" w:w="100"/>
+            </w:tcMar>
+            <w:vAlign w:val="top"/>
+          </w:tcPr>
+          <w:p>
+            <w:r>
+              <w:rPr>
+                <w:rFonts w:ascii="Arial" w:cs="Arial" w:eastAsia="Arial" w:hAnsi="Arial"/>
+                <w:sz w:val="18"/>
+                <w:szCs w:val="18"/>
+              </w:rPr>
+              <w:t xml:space="preserve">Home — “For pharma” door card</w:t>
+            </w:r>
+          </w:p>
+        </w:tc>
+        <w:tc>
+          <w:tcPr>
+            <w:tcW w:type="dxa" w:w="5600"/>
+            <w:tcBorders>
+              <w:top w:val="single" w:color="BFBFBF" w:sz="4"/>
+              <w:left w:val="single" w:color="BFBFBF" w:sz="4"/>
+              <w:bottom w:val="single" w:color="BFBFBF" w:sz="4"/>
+              <w:right w:val="single" w:color="BFBFBF" w:sz="4"/>
+            </w:tcBorders>
+            <w:tcMar>
+              <w:top w:type="dxa" w:w="70"/>
+              <w:left w:type="dxa" w:w="100"/>
+              <w:bottom w:type="dxa" w:w="70"/>
+              <w:right w:type="dxa" w:w="100"/>
+            </w:tcMar>
+            <w:vAlign w:val="top"/>
+          </w:tcPr>
+          <w:p>
+            <w:r>
+              <w:rPr>
+                <w:rFonts w:ascii="Arial" w:cs="Arial" w:eastAsia="Arial" w:hAnsi="Arial"/>
+                <w:sz w:val="18"/>
+                <w:szCs w:val="18"/>
+              </w:rPr>
+              <w:t xml:space="preserve">Decentralised trials with real-world measures of quality of life and disease progression.</w:t>
+            </w:r>
+          </w:p>
+        </w:tc>
+        <w:tc>
+          <w:tcPr>
+            <w:tcW w:type="dxa" w:w="5600"/>
+            <w:tcBorders>
+              <w:top w:val="single" w:color="BFBFBF" w:sz="4"/>
+              <w:left w:val="single" w:color="BFBFBF" w:sz="4"/>
+              <w:bottom w:val="single" w:color="BFBFBF" w:sz="4"/>
+              <w:right w:val="single" w:color="BFBFBF" w:sz="4"/>
+            </w:tcBorders>
+            <w:tcMar>
+              <w:top w:type="dxa" w:w="70"/>
+              <w:left w:type="dxa" w:w="100"/>
+              <w:bottom w:type="dxa" w:w="70"/>
+              <w:right w:type="dxa" w:w="100"/>
+            </w:tcMar>
+            <w:vAlign w:val="top"/>
+          </w:tcPr>
+          <w:p>
+            <w:r>
+              <w:rPr>
+                <w:rFonts w:ascii="Arial" w:cs="Arial" w:eastAsia="Arial" w:hAnsi="Arial"/>
+                <w:sz w:val="18"/>
+                <w:szCs w:val="18"/>
+              </w:rPr>
+              <w:t xml:space="preserve">Decentralised trials with exploratory, real-world research measures.</w:t>
+            </w:r>
+          </w:p>
+        </w:tc>
+      </w:tr>
+      <w:tr>
+        <w:trPr>
+          <w:cantSplit/>
+        </w:trPr>
+        <w:tc>
+          <w:tcPr>
+            <w:tcW w:type="dxa" w:w="800"/>
+            <w:tcBorders>
+              <w:top w:val="single" w:color="BFBFBF" w:sz="4"/>
+              <w:left w:val="single" w:color="BFBFBF" w:sz="4"/>
+              <w:bottom w:val="single" w:color="BFBFBF" w:sz="4"/>
+              <w:right w:val="single" w:color="BFBFBF" w:sz="4"/>
+            </w:tcBorders>
+            <w:tcMar>
+              <w:top w:type="dxa" w:w="70"/>
+              <w:left w:type="dxa" w:w="100"/>
+              <w:bottom w:type="dxa" w:w="70"/>
+              <w:right w:type="dxa" w:w="100"/>
+            </w:tcMar>
+            <w:vAlign w:val="top"/>
+          </w:tcPr>
+          <w:p>
+            <w:r>
+              <w:rPr>
+                <w:rFonts w:ascii="Arial" w:cs="Arial" w:eastAsia="Arial" w:hAnsi="Arial"/>
+                <w:b/>
+                <w:bCs/>
+                <w:sz w:val="18"/>
+                <w:szCs w:val="18"/>
+              </w:rPr>
+              <w:t xml:space="preserve">R8</w:t>
+            </w:r>
+          </w:p>
+        </w:tc>
+        <w:tc>
+          <w:tcPr>
+            <w:tcW w:type="dxa" w:w="2400"/>
+            <w:tcBorders>
+              <w:top w:val="single" w:color="BFBFBF" w:sz="4"/>
+              <w:left w:val="single" w:color="BFBFBF" w:sz="4"/>
+              <w:bottom w:val="single" w:color="BFBFBF" w:sz="4"/>
+              <w:right w:val="single" w:color="BFBFBF" w:sz="4"/>
+            </w:tcBorders>
+            <w:tcMar>
+              <w:top w:type="dxa" w:w="70"/>
+              <w:left w:type="dxa" w:w="100"/>
+              <w:bottom w:type="dxa" w:w="70"/>
+              <w:right w:type="dxa" w:w="100"/>
+            </w:tcMar>
+            <w:vAlign w:val="top"/>
+          </w:tcPr>
+          <w:p>
+            <w:r>
+              <w:rPr>
+                <w:rFonts w:ascii="Arial" w:cs="Arial" w:eastAsia="Arial" w:hAnsi="Arial"/>
+                <w:sz w:val="18"/>
+                <w:szCs w:val="18"/>
+              </w:rPr>
+              <w:t xml:space="preserve">For patients — meta description</w:t>
+            </w:r>
+          </w:p>
+        </w:tc>
+        <w:tc>
+          <w:tcPr>
+            <w:tcW w:type="dxa" w:w="5600"/>
+            <w:tcBorders>
+              <w:top w:val="single" w:color="BFBFBF" w:sz="4"/>
+              <w:left w:val="single" w:color="BFBFBF" w:sz="4"/>
+              <w:bottom w:val="single" w:color="BFBFBF" w:sz="4"/>
+              <w:right w:val="single" w:color="BFBFBF" w:sz="4"/>
+            </w:tcBorders>
+            <w:tcMar>
+              <w:top w:type="dxa" w:w="70"/>
+              <w:left w:type="dxa" w:w="100"/>
+              <w:bottom w:type="dxa" w:w="70"/>
+              <w:right w:type="dxa" w:w="100"/>
+            </w:tcMar>
+            <w:vAlign w:val="top"/>
+          </w:tcPr>
+          <w:p>
+            <w:r>
+              <w:rPr>
+                <w:rFonts w:ascii="Arial" w:cs="Arial" w:eastAsia="Arial" w:hAnsi="Arial"/>
+                <w:sz w:val="18"/>
+                <w:szCs w:val="18"/>
+              </w:rPr>
+              <w:t xml:space="preserve">…Objective data for every appointment, from the phone and watch you already wear.</w:t>
+            </w:r>
+          </w:p>
+        </w:tc>
+        <w:tc>
+          <w:tcPr>
+            <w:tcW w:type="dxa" w:w="5600"/>
+            <w:tcBorders>
+              <w:top w:val="single" w:color="BFBFBF" w:sz="4"/>
+              <w:left w:val="single" w:color="BFBFBF" w:sz="4"/>
+              <w:bottom w:val="single" w:color="BFBFBF" w:sz="4"/>
+              <w:right w:val="single" w:color="BFBFBF" w:sz="4"/>
+            </w:tcBorders>
+            <w:tcMar>
+              <w:top w:type="dxa" w:w="70"/>
+              <w:left w:type="dxa" w:w="100"/>
+              <w:bottom w:type="dxa" w:w="70"/>
+              <w:right w:type="dxa" w:w="100"/>
+            </w:tcMar>
+            <w:vAlign w:val="top"/>
+          </w:tcPr>
+          <w:p>
+            <w:r>
+              <w:rPr>
+                <w:rFonts w:ascii="Arial" w:cs="Arial" w:eastAsia="Arial" w:hAnsi="Arial"/>
+                <w:sz w:val="18"/>
+                <w:szCs w:val="18"/>
+              </w:rPr>
+              <w:t xml:space="preserve">…Objective data for every appointment, from your Android phone and a compatible smartwatch.</w:t>
+            </w:r>
+          </w:p>
+        </w:tc>
+      </w:tr>
+      <w:tr>
+        <w:trPr>
+          <w:cantSplit/>
+        </w:trPr>
+        <w:tc>
+          <w:tcPr>
+            <w:tcW w:type="dxa" w:w="800"/>
+            <w:tcBorders>
+              <w:top w:val="single" w:color="BFBFBF" w:sz="4"/>
+              <w:left w:val="single" w:color="BFBFBF" w:sz="4"/>
+              <w:bottom w:val="single" w:color="BFBFBF" w:sz="4"/>
+              <w:right w:val="single" w:color="BFBFBF" w:sz="4"/>
+            </w:tcBorders>
+            <w:tcMar>
+              <w:top w:type="dxa" w:w="70"/>
+              <w:left w:type="dxa" w:w="100"/>
+              <w:bottom w:type="dxa" w:w="70"/>
+              <w:right w:type="dxa" w:w="100"/>
+            </w:tcMar>
+            <w:vAlign w:val="top"/>
+          </w:tcPr>
+          <w:p>
+            <w:r>
+              <w:rPr>
+                <w:rFonts w:ascii="Arial" w:cs="Arial" w:eastAsia="Arial" w:hAnsi="Arial"/>
+                <w:b/>
+                <w:bCs/>
+                <w:sz w:val="18"/>
+                <w:szCs w:val="18"/>
+              </w:rPr>
+              <w:t xml:space="preserve">R9</w:t>
+            </w:r>
+          </w:p>
+        </w:tc>
+        <w:tc>
+          <w:tcPr>
+            <w:tcW w:type="dxa" w:w="2400"/>
+            <w:tcBorders>
+              <w:top w:val="single" w:color="BFBFBF" w:sz="4"/>
+              <w:left w:val="single" w:color="BFBFBF" w:sz="4"/>
+              <w:bottom w:val="single" w:color="BFBFBF" w:sz="4"/>
+              <w:right w:val="single" w:color="BFBFBF" w:sz="4"/>
+            </w:tcBorders>
+            <w:tcMar>
+              <w:top w:type="dxa" w:w="70"/>
+              <w:left w:type="dxa" w:w="100"/>
+              <w:bottom w:type="dxa" w:w="70"/>
+              <w:right w:type="dxa" w:w="100"/>
+            </w:tcMar>
+            <w:vAlign w:val="top"/>
+          </w:tcPr>
+          <w:p>
+            <w:r>
+              <w:rPr>
+                <w:rFonts w:ascii="Arial" w:cs="Arial" w:eastAsia="Arial" w:hAnsi="Arial"/>
+                <w:sz w:val="18"/>
+                <w:szCs w:val="18"/>
+              </w:rPr>
+              <w:t xml:space="preserve">For patients — hero lead</w:t>
+            </w:r>
+          </w:p>
+        </w:tc>
+        <w:tc>
+          <w:tcPr>
+            <w:tcW w:type="dxa" w:w="5600"/>
+            <w:tcBorders>
+              <w:top w:val="single" w:color="BFBFBF" w:sz="4"/>
+              <w:left w:val="single" w:color="BFBFBF" w:sz="4"/>
+              <w:bottom w:val="single" w:color="BFBFBF" w:sz="4"/>
+              <w:right w:val="single" w:color="BFBFBF" w:sz="4"/>
+            </w:tcBorders>
+            <w:tcMar>
+              <w:top w:type="dxa" w:w="70"/>
+              <w:left w:type="dxa" w:w="100"/>
+              <w:bottom w:type="dxa" w:w="70"/>
+              <w:right w:type="dxa" w:w="100"/>
+            </w:tcMar>
+            <w:vAlign w:val="top"/>
+          </w:tcPr>
+          <w:p>
+            <w:r>
+              <w:rPr>
+                <w:rFonts w:ascii="Arial" w:cs="Arial" w:eastAsia="Arial" w:hAnsi="Arial"/>
+                <w:sz w:val="18"/>
+                <w:szCs w:val="18"/>
+              </w:rPr>
+              <w:t xml:space="preserve">…See your own patterns, and feel more in control of the condition.</w:t>
+            </w:r>
+          </w:p>
+        </w:tc>
+        <w:tc>
+          <w:tcPr>
+            <w:tcW w:type="dxa" w:w="5600"/>
+            <w:tcBorders>
+              <w:top w:val="single" w:color="BFBFBF" w:sz="4"/>
+              <w:left w:val="single" w:color="BFBFBF" w:sz="4"/>
+              <w:bottom w:val="single" w:color="BFBFBF" w:sz="4"/>
+              <w:right w:val="single" w:color="BFBFBF" w:sz="4"/>
+            </w:tcBorders>
+            <w:tcMar>
+              <w:top w:type="dxa" w:w="70"/>
+              <w:left w:type="dxa" w:w="100"/>
+              <w:bottom w:type="dxa" w:w="70"/>
+              <w:right w:type="dxa" w:w="100"/>
+            </w:tcMar>
+            <w:vAlign w:val="top"/>
+          </w:tcPr>
+          <w:p>
+            <w:r>
+              <w:rPr>
+                <w:rFonts w:ascii="Arial" w:cs="Arial" w:eastAsia="Arial" w:hAnsi="Arial"/>
+                <w:sz w:val="18"/>
+                <w:szCs w:val="18"/>
+              </w:rPr>
+              <w:t xml:space="preserve">…See your own patterns, and review them with your healthcare professional.</w:t>
+            </w:r>
+          </w:p>
+        </w:tc>
+      </w:tr>
+      <w:tr>
+        <w:trPr>
+          <w:cantSplit/>
+        </w:trPr>
+        <w:tc>
+          <w:tcPr>
+            <w:tcW w:type="dxa" w:w="800"/>
+            <w:tcBorders>
+              <w:top w:val="single" w:color="BFBFBF" w:sz="4"/>
+              <w:left w:val="single" w:color="BFBFBF" w:sz="4"/>
+              <w:bottom w:val="single" w:color="BFBFBF" w:sz="4"/>
+              <w:right w:val="single" w:color="BFBFBF" w:sz="4"/>
+            </w:tcBorders>
+            <w:tcMar>
+              <w:top w:type="dxa" w:w="70"/>
+              <w:left w:type="dxa" w:w="100"/>
+              <w:bottom w:type="dxa" w:w="70"/>
+              <w:right w:type="dxa" w:w="100"/>
+            </w:tcMar>
+            <w:vAlign w:val="top"/>
+          </w:tcPr>
+          <w:p>
+            <w:r>
+              <w:rPr>
+                <w:rFonts w:ascii="Arial" w:cs="Arial" w:eastAsia="Arial" w:hAnsi="Arial"/>
+                <w:b/>
+                <w:bCs/>
+                <w:sz w:val="18"/>
+                <w:szCs w:val="18"/>
+              </w:rPr>
+              <w:t xml:space="preserve">R10</w:t>
+            </w:r>
+          </w:p>
+        </w:tc>
+        <w:tc>
+          <w:tcPr>
+            <w:tcW w:type="dxa" w:w="2400"/>
+            <w:tcBorders>
+              <w:top w:val="single" w:color="BFBFBF" w:sz="4"/>
+              <w:left w:val="single" w:color="BFBFBF" w:sz="4"/>
+              <w:bottom w:val="single" w:color="BFBFBF" w:sz="4"/>
+              <w:right w:val="single" w:color="BFBFBF" w:sz="4"/>
+            </w:tcBorders>
+            <w:tcMar>
+              <w:top w:type="dxa" w:w="70"/>
+              <w:left w:type="dxa" w:w="100"/>
+              <w:bottom w:type="dxa" w:w="70"/>
+              <w:right w:type="dxa" w:w="100"/>
+            </w:tcMar>
+            <w:vAlign w:val="top"/>
+          </w:tcPr>
+          <w:p>
+            <w:r>
+              <w:rPr>
+                <w:rFonts w:ascii="Arial" w:cs="Arial" w:eastAsia="Arial" w:hAnsi="Arial"/>
+                <w:sz w:val="18"/>
+                <w:szCs w:val="18"/>
+              </w:rPr>
+              <w:t xml:space="preserve">For patients — price card</w:t>
+            </w:r>
+          </w:p>
+        </w:tc>
+        <w:tc>
+          <w:tcPr>
+            <w:tcW w:type="dxa" w:w="5600"/>
+            <w:tcBorders>
+              <w:top w:val="single" w:color="BFBFBF" w:sz="4"/>
+              <w:left w:val="single" w:color="BFBFBF" w:sz="4"/>
+              <w:bottom w:val="single" w:color="BFBFBF" w:sz="4"/>
+              <w:right w:val="single" w:color="BFBFBF" w:sz="4"/>
+            </w:tcBorders>
+            <w:tcMar>
+              <w:top w:type="dxa" w:w="70"/>
+              <w:left w:type="dxa" w:w="100"/>
+              <w:bottom w:type="dxa" w:w="70"/>
+              <w:right w:type="dxa" w:w="100"/>
+            </w:tcMar>
+            <w:vAlign w:val="top"/>
+          </w:tcPr>
+          <w:p>
+            <w:r>
+              <w:rPr>
+                <w:rFonts w:ascii="Arial" w:cs="Arial" w:eastAsia="Arial" w:hAnsi="Arial"/>
+                <w:sz w:val="18"/>
+                <w:szCs w:val="18"/>
+              </w:rPr>
+              <w:t xml:space="preserve">Works with devices you already own</w:t>
+            </w:r>
+          </w:p>
+        </w:tc>
+        <w:tc>
+          <w:tcPr>
+            <w:tcW w:type="dxa" w:w="5600"/>
+            <w:tcBorders>
+              <w:top w:val="single" w:color="BFBFBF" w:sz="4"/>
+              <w:left w:val="single" w:color="BFBFBF" w:sz="4"/>
+              <w:bottom w:val="single" w:color="BFBFBF" w:sz="4"/>
+              <w:right w:val="single" w:color="BFBFBF" w:sz="4"/>
+            </w:tcBorders>
+            <w:tcMar>
+              <w:top w:type="dxa" w:w="70"/>
+              <w:left w:type="dxa" w:w="100"/>
+              <w:bottom w:type="dxa" w:w="70"/>
+              <w:right w:type="dxa" w:w="100"/>
+            </w:tcMar>
+            <w:vAlign w:val="top"/>
+          </w:tcPr>
+          <w:p>
+            <w:r>
+              <w:rPr>
+                <w:rFonts w:ascii="Arial" w:cs="Arial" w:eastAsia="Arial" w:hAnsi="Arial"/>
+                <w:sz w:val="18"/>
+                <w:szCs w:val="18"/>
+              </w:rPr>
+              <w:t xml:space="preserve">Works with Android phones and compatible smartwatches (linked to the compatibility page)</w:t>
+            </w:r>
+          </w:p>
+        </w:tc>
+      </w:tr>
+      <w:tr>
+        <w:trPr>
+          <w:cantSplit/>
+        </w:trPr>
+        <w:tc>
+          <w:tcPr>
+            <w:tcW w:type="dxa" w:w="800"/>
+            <w:tcBorders>
+              <w:top w:val="single" w:color="BFBFBF" w:sz="4"/>
+              <w:left w:val="single" w:color="BFBFBF" w:sz="4"/>
+              <w:bottom w:val="single" w:color="BFBFBF" w:sz="4"/>
+              <w:right w:val="single" w:color="BFBFBF" w:sz="4"/>
+            </w:tcBorders>
+            <w:tcMar>
+              <w:top w:type="dxa" w:w="70"/>
+              <w:left w:type="dxa" w:w="100"/>
+              <w:bottom w:type="dxa" w:w="70"/>
+              <w:right w:type="dxa" w:w="100"/>
+            </w:tcMar>
+            <w:vAlign w:val="top"/>
+          </w:tcPr>
+          <w:p>
+            <w:r>
+              <w:rPr>
+                <w:rFonts w:ascii="Arial" w:cs="Arial" w:eastAsia="Arial" w:hAnsi="Arial"/>
+                <w:b/>
+                <w:bCs/>
+                <w:sz w:val="18"/>
+                <w:szCs w:val="18"/>
+              </w:rPr>
+              <w:t xml:space="preserve">R11</w:t>
+            </w:r>
+          </w:p>
+        </w:tc>
+        <w:tc>
+          <w:tcPr>
+            <w:tcW w:type="dxa" w:w="2400"/>
+            <w:tcBorders>
+              <w:top w:val="single" w:color="BFBFBF" w:sz="4"/>
+              <w:left w:val="single" w:color="BFBFBF" w:sz="4"/>
+              <w:bottom w:val="single" w:color="BFBFBF" w:sz="4"/>
+              <w:right w:val="single" w:color="BFBFBF" w:sz="4"/>
+            </w:tcBorders>
+            <w:tcMar>
+              <w:top w:type="dxa" w:w="70"/>
+              <w:left w:type="dxa" w:w="100"/>
+              <w:bottom w:type="dxa" w:w="70"/>
+              <w:right w:type="dxa" w:w="100"/>
+            </w:tcMar>
+            <w:vAlign w:val="top"/>
+          </w:tcPr>
+          <w:p>
+            <w:r>
+              <w:rPr>
+                <w:rFonts w:ascii="Arial" w:cs="Arial" w:eastAsia="Arial" w:hAnsi="Arial"/>
+                <w:sz w:val="18"/>
+                <w:szCs w:val="18"/>
+              </w:rPr>
+              <w:t xml:space="preserve">For patients — closing section</w:t>
+            </w:r>
+          </w:p>
+        </w:tc>
+        <w:tc>
+          <w:tcPr>
+            <w:tcW w:type="dxa" w:w="5600"/>
+            <w:tcBorders>
+              <w:top w:val="single" w:color="BFBFBF" w:sz="4"/>
+              <w:left w:val="single" w:color="BFBFBF" w:sz="4"/>
+              <w:bottom w:val="single" w:color="BFBFBF" w:sz="4"/>
+              <w:right w:val="single" w:color="BFBFBF" w:sz="4"/>
+            </w:tcBorders>
+            <w:tcMar>
+              <w:top w:type="dxa" w:w="70"/>
+              <w:left w:type="dxa" w:w="100"/>
+              <w:bottom w:type="dxa" w:w="70"/>
+              <w:right w:type="dxa" w:w="100"/>
+            </w:tcMar>
+            <w:vAlign w:val="top"/>
+          </w:tcPr>
+          <w:p>
+            <w:r>
+              <w:rPr>
+                <w:rFonts w:ascii="Arial" w:cs="Arial" w:eastAsia="Arial" w:hAnsi="Arial"/>
+                <w:sz w:val="18"/>
+                <w:szCs w:val="18"/>
+              </w:rPr>
+              <w:t xml:space="preserve">Set up Parkiwatch in minutes with devices you already own.</w:t>
+            </w:r>
+          </w:p>
+        </w:tc>
+        <w:tc>
+          <w:tcPr>
+            <w:tcW w:type="dxa" w:w="5600"/>
+            <w:tcBorders>
+              <w:top w:val="single" w:color="BFBFBF" w:sz="4"/>
+              <w:left w:val="single" w:color="BFBFBF" w:sz="4"/>
+              <w:bottom w:val="single" w:color="BFBFBF" w:sz="4"/>
+              <w:right w:val="single" w:color="BFBFBF" w:sz="4"/>
+            </w:tcBorders>
+            <w:tcMar>
+              <w:top w:type="dxa" w:w="70"/>
+              <w:left w:type="dxa" w:w="100"/>
+              <w:bottom w:type="dxa" w:w="70"/>
+              <w:right w:type="dxa" w:w="100"/>
+            </w:tcMar>
+            <w:vAlign w:val="top"/>
+          </w:tcPr>
+          <w:p>
+            <w:r>
+              <w:rPr>
+                <w:rFonts w:ascii="Arial" w:cs="Arial" w:eastAsia="Arial" w:hAnsi="Arial"/>
+                <w:sz w:val="18"/>
+                <w:szCs w:val="18"/>
+              </w:rPr>
+              <w:t xml:space="preserve">Set up Parkiwatch in minutes on your Android phone and a compatible smartwatch.</w:t>
+            </w:r>
+          </w:p>
+        </w:tc>
+      </w:tr>
+      <w:tr>
+        <w:trPr>
+          <w:cantSplit/>
+        </w:trPr>
+        <w:tc>
+          <w:tcPr>
+            <w:tcW w:type="dxa" w:w="800"/>
+            <w:tcBorders>
+              <w:top w:val="single" w:color="BFBFBF" w:sz="4"/>
+              <w:left w:val="single" w:color="BFBFBF" w:sz="4"/>
+              <w:bottom w:val="single" w:color="BFBFBF" w:sz="4"/>
+              <w:right w:val="single" w:color="BFBFBF" w:sz="4"/>
+            </w:tcBorders>
+            <w:tcMar>
+              <w:top w:type="dxa" w:w="70"/>
+              <w:left w:type="dxa" w:w="100"/>
+              <w:bottom w:type="dxa" w:w="70"/>
+              <w:right w:type="dxa" w:w="100"/>
+            </w:tcMar>
+            <w:vAlign w:val="top"/>
+          </w:tcPr>
+          <w:p>
+            <w:r>
+              <w:rPr>
+                <w:rFonts w:ascii="Arial" w:cs="Arial" w:eastAsia="Arial" w:hAnsi="Arial"/>
+                <w:b/>
+                <w:bCs/>
+                <w:sz w:val="18"/>
+                <w:szCs w:val="18"/>
+              </w:rPr>
+              <w:t xml:space="preserve">R12</w:t>
+            </w:r>
+          </w:p>
+        </w:tc>
+        <w:tc>
+          <w:tcPr>
+            <w:tcW w:type="dxa" w:w="2400"/>
+            <w:tcBorders>
+              <w:top w:val="single" w:color="BFBFBF" w:sz="4"/>
+              <w:left w:val="single" w:color="BFBFBF" w:sz="4"/>
+              <w:bottom w:val="single" w:color="BFBFBF" w:sz="4"/>
+              <w:right w:val="single" w:color="BFBFBF" w:sz="4"/>
+            </w:tcBorders>
+            <w:tcMar>
+              <w:top w:type="dxa" w:w="70"/>
+              <w:left w:type="dxa" w:w="100"/>
+              <w:bottom w:type="dxa" w:w="70"/>
+              <w:right w:type="dxa" w:w="100"/>
+            </w:tcMar>
+            <w:vAlign w:val="top"/>
+          </w:tcPr>
+          <w:p>
+            <w:r>
+              <w:rPr>
+                <w:rFonts w:ascii="Arial" w:cs="Arial" w:eastAsia="Arial" w:hAnsi="Arial"/>
+                <w:sz w:val="18"/>
+                <w:szCs w:val="18"/>
+              </w:rPr>
+              <w:t xml:space="preserve">For clinicians — “Getting started”, step 1</w:t>
+            </w:r>
+          </w:p>
+        </w:tc>
+        <w:tc>
+          <w:tcPr>
+            <w:tcW w:type="dxa" w:w="5600"/>
+            <w:tcBorders>
+              <w:top w:val="single" w:color="BFBFBF" w:sz="4"/>
+              <w:left w:val="single" w:color="BFBFBF" w:sz="4"/>
+              <w:bottom w:val="single" w:color="BFBFBF" w:sz="4"/>
+              <w:right w:val="single" w:color="BFBFBF" w:sz="4"/>
+            </w:tcBorders>
+            <w:tcMar>
+              <w:top w:type="dxa" w:w="70"/>
+              <w:left w:type="dxa" w:w="100"/>
+              <w:bottom w:type="dxa" w:w="70"/>
+              <w:right w:type="dxa" w:w="100"/>
+            </w:tcMar>
+            <w:vAlign w:val="top"/>
+          </w:tcPr>
+          <w:p>
+            <w:r>
+              <w:rPr>
+                <w:rFonts w:ascii="Arial" w:cs="Arial" w:eastAsia="Arial" w:hAnsi="Arial"/>
+                <w:sz w:val="18"/>
+                <w:szCs w:val="18"/>
+              </w:rPr>
+              <w:t xml:space="preserve">Enrol the patient in clinic — they install Parkiwatch on their own phone and watch.</w:t>
+            </w:r>
+          </w:p>
+        </w:tc>
+        <w:tc>
+          <w:tcPr>
+            <w:tcW w:type="dxa" w:w="5600"/>
+            <w:tcBorders>
+              <w:top w:val="single" w:color="BFBFBF" w:sz="4"/>
+              <w:left w:val="single" w:color="BFBFBF" w:sz="4"/>
+              <w:bottom w:val="single" w:color="BFBFBF" w:sz="4"/>
+              <w:right w:val="single" w:color="BFBFBF" w:sz="4"/>
+            </w:tcBorders>
+            <w:tcMar>
+              <w:top w:type="dxa" w:w="70"/>
+              <w:left w:type="dxa" w:w="100"/>
+              <w:bottom w:type="dxa" w:w="70"/>
+              <w:right w:type="dxa" w:w="100"/>
+            </w:tcMar>
+            <w:vAlign w:val="top"/>
+          </w:tcPr>
+          <w:p>
+            <w:r>
+              <w:rPr>
+                <w:rFonts w:ascii="Arial" w:cs="Arial" w:eastAsia="Arial" w:hAnsi="Arial"/>
+                <w:sz w:val="18"/>
+                <w:szCs w:val="18"/>
+              </w:rPr>
+              <w:t xml:space="preserve">Enrol the patient in clinic — they install Parkiwatch on their Android phone, paired with a compatible smartwatch.</w:t>
+            </w:r>
+          </w:p>
+        </w:tc>
+      </w:tr>
+      <w:tr>
+        <w:trPr>
+          <w:cantSplit/>
+        </w:trPr>
+        <w:tc>
+          <w:tcPr>
+            <w:tcW w:type="dxa" w:w="800"/>
+            <w:tcBorders>
+              <w:top w:val="single" w:color="BFBFBF" w:sz="4"/>
+              <w:left w:val="single" w:color="BFBFBF" w:sz="4"/>
+              <w:bottom w:val="single" w:color="BFBFBF" w:sz="4"/>
+              <w:right w:val="single" w:color="BFBFBF" w:sz="4"/>
+            </w:tcBorders>
+            <w:tcMar>
+              <w:top w:type="dxa" w:w="70"/>
+              <w:left w:type="dxa" w:w="100"/>
+              <w:bottom w:type="dxa" w:w="70"/>
+              <w:right w:type="dxa" w:w="100"/>
+            </w:tcMar>
+            <w:vAlign w:val="top"/>
+          </w:tcPr>
+          <w:p>
+            <w:r>
+              <w:rPr>
+                <w:rFonts w:ascii="Arial" w:cs="Arial" w:eastAsia="Arial" w:hAnsi="Arial"/>
+                <w:b/>
+                <w:bCs/>
+                <w:sz w:val="18"/>
+                <w:szCs w:val="18"/>
+              </w:rPr>
+              <w:t xml:space="preserve">R13</w:t>
+            </w:r>
+          </w:p>
+        </w:tc>
+        <w:tc>
+          <w:tcPr>
+            <w:tcW w:type="dxa" w:w="2400"/>
+            <w:tcBorders>
+              <w:top w:val="single" w:color="BFBFBF" w:sz="4"/>
+              <w:left w:val="single" w:color="BFBFBF" w:sz="4"/>
+              <w:bottom w:val="single" w:color="BFBFBF" w:sz="4"/>
+              <w:right w:val="single" w:color="BFBFBF" w:sz="4"/>
+            </w:tcBorders>
+            <w:tcMar>
+              <w:top w:type="dxa" w:w="70"/>
+              <w:left w:type="dxa" w:w="100"/>
+              <w:bottom w:type="dxa" w:w="70"/>
+              <w:right w:type="dxa" w:w="100"/>
+            </w:tcMar>
+            <w:vAlign w:val="top"/>
+          </w:tcPr>
+          <w:p>
+            <w:r>
+              <w:rPr>
+                <w:rFonts w:ascii="Arial" w:cs="Arial" w:eastAsia="Arial" w:hAnsi="Arial"/>
+                <w:sz w:val="18"/>
+                <w:szCs w:val="18"/>
+              </w:rPr>
+              <w:t xml:space="preserve">For clinicians — “Getting started”, step 2</w:t>
+            </w:r>
+          </w:p>
+        </w:tc>
+        <w:tc>
+          <w:tcPr>
+            <w:tcW w:type="dxa" w:w="5600"/>
+            <w:tcBorders>
+              <w:top w:val="single" w:color="BFBFBF" w:sz="4"/>
+              <w:left w:val="single" w:color="BFBFBF" w:sz="4"/>
+              <w:bottom w:val="single" w:color="BFBFBF" w:sz="4"/>
+              <w:right w:val="single" w:color="BFBFBF" w:sz="4"/>
+            </w:tcBorders>
+            <w:tcMar>
+              <w:top w:type="dxa" w:w="70"/>
+              <w:left w:type="dxa" w:w="100"/>
+              <w:bottom w:type="dxa" w:w="70"/>
+              <w:right w:type="dxa" w:w="100"/>
+            </w:tcMar>
+            <w:vAlign w:val="top"/>
+          </w:tcPr>
+          <w:p>
+            <w:r>
+              <w:rPr>
+                <w:rFonts w:ascii="Arial" w:cs="Arial" w:eastAsia="Arial" w:hAnsi="Arial"/>
+                <w:sz w:val="18"/>
+                <w:szCs w:val="18"/>
+              </w:rPr>
+              <w:t xml:space="preserve">Passive capture begins immediately, with no tasks for the patient to complete.</w:t>
+            </w:r>
+          </w:p>
+        </w:tc>
+        <w:tc>
+          <w:tcPr>
+            <w:tcW w:type="dxa" w:w="5600"/>
+            <w:tcBorders>
+              <w:top w:val="single" w:color="BFBFBF" w:sz="4"/>
+              <w:left w:val="single" w:color="BFBFBF" w:sz="4"/>
+              <w:bottom w:val="single" w:color="BFBFBF" w:sz="4"/>
+              <w:right w:val="single" w:color="BFBFBF" w:sz="4"/>
+            </w:tcBorders>
+            <w:tcMar>
+              <w:top w:type="dxa" w:w="70"/>
+              <w:left w:type="dxa" w:w="100"/>
+              <w:bottom w:type="dxa" w:w="70"/>
+              <w:right w:type="dxa" w:w="100"/>
+            </w:tcMar>
+            <w:vAlign w:val="top"/>
+          </w:tcPr>
+          <w:p>
+            <w:r>
+              <w:rPr>
+                <w:rFonts w:ascii="Arial" w:cs="Arial" w:eastAsia="Arial" w:hAnsi="Arial"/>
+                <w:sz w:val="18"/>
+                <w:szCs w:val="18"/>
+              </w:rPr>
+              <w:t xml:space="preserve">Passive capture begins in the background. Questionnaires are optional and selected by you.</w:t>
+            </w:r>
+          </w:p>
+        </w:tc>
+      </w:tr>
+      <w:tr>
+        <w:trPr>
+          <w:cantSplit/>
+        </w:trPr>
+        <w:tc>
+          <w:tcPr>
+            <w:tcW w:type="dxa" w:w="800"/>
+            <w:tcBorders>
+              <w:top w:val="single" w:color="BFBFBF" w:sz="4"/>
+              <w:left w:val="single" w:color="BFBFBF" w:sz="4"/>
+              <w:bottom w:val="single" w:color="BFBFBF" w:sz="4"/>
+              <w:right w:val="single" w:color="BFBFBF" w:sz="4"/>
+            </w:tcBorders>
+            <w:tcMar>
+              <w:top w:type="dxa" w:w="70"/>
+              <w:left w:type="dxa" w:w="100"/>
+              <w:bottom w:type="dxa" w:w="70"/>
+              <w:right w:type="dxa" w:w="100"/>
+            </w:tcMar>
+            <w:vAlign w:val="top"/>
+          </w:tcPr>
+          <w:p>
+            <w:r>
+              <w:rPr>
+                <w:rFonts w:ascii="Arial" w:cs="Arial" w:eastAsia="Arial" w:hAnsi="Arial"/>
+                <w:b/>
+                <w:bCs/>
+                <w:sz w:val="18"/>
+                <w:szCs w:val="18"/>
+              </w:rPr>
+              <w:t xml:space="preserve">R14</w:t>
+            </w:r>
+          </w:p>
+        </w:tc>
+        <w:tc>
+          <w:tcPr>
+            <w:tcW w:type="dxa" w:w="2400"/>
+            <w:tcBorders>
+              <w:top w:val="single" w:color="BFBFBF" w:sz="4"/>
+              <w:left w:val="single" w:color="BFBFBF" w:sz="4"/>
+              <w:bottom w:val="single" w:color="BFBFBF" w:sz="4"/>
+              <w:right w:val="single" w:color="BFBFBF" w:sz="4"/>
+            </w:tcBorders>
+            <w:tcMar>
+              <w:top w:type="dxa" w:w="70"/>
+              <w:left w:type="dxa" w:w="100"/>
+              <w:bottom w:type="dxa" w:w="70"/>
+              <w:right w:type="dxa" w:w="100"/>
+            </w:tcMar>
+            <w:vAlign w:val="top"/>
+          </w:tcPr>
+          <w:p>
+            <w:r>
+              <w:rPr>
+                <w:rFonts w:ascii="Arial" w:cs="Arial" w:eastAsia="Arial" w:hAnsi="Arial"/>
+                <w:sz w:val="18"/>
+                <w:szCs w:val="18"/>
+              </w:rPr>
+              <w:t xml:space="preserve">For clinicians — card “Fits your workflow”</w:t>
+            </w:r>
+          </w:p>
+        </w:tc>
+        <w:tc>
+          <w:tcPr>
+            <w:tcW w:type="dxa" w:w="5600"/>
+            <w:tcBorders>
+              <w:top w:val="single" w:color="BFBFBF" w:sz="4"/>
+              <w:left w:val="single" w:color="BFBFBF" w:sz="4"/>
+              <w:bottom w:val="single" w:color="BFBFBF" w:sz="4"/>
+              <w:right w:val="single" w:color="BFBFBF" w:sz="4"/>
+            </w:tcBorders>
+            <w:tcMar>
+              <w:top w:type="dxa" w:w="70"/>
+              <w:left w:type="dxa" w:w="100"/>
+              <w:bottom w:type="dxa" w:w="70"/>
+              <w:right w:type="dxa" w:w="100"/>
+            </w:tcMar>
+            <w:vAlign w:val="top"/>
+          </w:tcPr>
+          <w:p>
+            <w:r>
+              <w:rPr>
+                <w:rFonts w:ascii="Arial" w:cs="Arial" w:eastAsia="Arial" w:hAnsi="Arial"/>
+                <w:sz w:val="18"/>
+                <w:szCs w:val="18"/>
+              </w:rPr>
+              <w:t xml:space="preserve">No new hardware to provision. Patients enrol with their own devices; you review on the web when it suits you.</w:t>
+            </w:r>
+          </w:p>
+        </w:tc>
+        <w:tc>
+          <w:tcPr>
+            <w:tcW w:type="dxa" w:w="5600"/>
+            <w:tcBorders>
+              <w:top w:val="single" w:color="BFBFBF" w:sz="4"/>
+              <w:left w:val="single" w:color="BFBFBF" w:sz="4"/>
+              <w:bottom w:val="single" w:color="BFBFBF" w:sz="4"/>
+              <w:right w:val="single" w:color="BFBFBF" w:sz="4"/>
+            </w:tcBorders>
+            <w:tcMar>
+              <w:top w:type="dxa" w:w="70"/>
+              <w:left w:type="dxa" w:w="100"/>
+              <w:bottom w:type="dxa" w:w="70"/>
+              <w:right w:type="dxa" w:w="100"/>
+            </w:tcMar>
+            <w:vAlign w:val="top"/>
+          </w:tcPr>
+          <w:p>
+            <w:r>
+              <w:rPr>
+                <w:rFonts w:ascii="Arial" w:cs="Arial" w:eastAsia="Arial" w:hAnsi="Arial"/>
+                <w:sz w:val="18"/>
+                <w:szCs w:val="18"/>
+              </w:rPr>
+              <w:t xml:space="preserve">No new hardware to provision. Patients enrol with an Android phone and a compatible smartwatch; you review on the web when it suits you.</w:t>
+            </w:r>
+          </w:p>
+        </w:tc>
+      </w:tr>
+      <w:tr>
+        <w:trPr>
+          <w:cantSplit/>
+        </w:trPr>
+        <w:tc>
+          <w:tcPr>
+            <w:tcW w:type="dxa" w:w="800"/>
+            <w:tcBorders>
+              <w:top w:val="single" w:color="BFBFBF" w:sz="4"/>
+              <w:left w:val="single" w:color="BFBFBF" w:sz="4"/>
+              <w:bottom w:val="single" w:color="BFBFBF" w:sz="4"/>
+              <w:right w:val="single" w:color="BFBFBF" w:sz="4"/>
+            </w:tcBorders>
+            <w:tcMar>
+              <w:top w:type="dxa" w:w="70"/>
+              <w:left w:type="dxa" w:w="100"/>
+              <w:bottom w:type="dxa" w:w="70"/>
+              <w:right w:type="dxa" w:w="100"/>
+            </w:tcMar>
+            <w:vAlign w:val="top"/>
+          </w:tcPr>
+          <w:p>
+            <w:r>
+              <w:rPr>
+                <w:rFonts w:ascii="Arial" w:cs="Arial" w:eastAsia="Arial" w:hAnsi="Arial"/>
+                <w:b/>
+                <w:bCs/>
+                <w:sz w:val="18"/>
+                <w:szCs w:val="18"/>
+              </w:rPr>
+              <w:t xml:space="preserve">R15</w:t>
+            </w:r>
+          </w:p>
+        </w:tc>
+        <w:tc>
+          <w:tcPr>
+            <w:tcW w:type="dxa" w:w="2400"/>
+            <w:tcBorders>
+              <w:top w:val="single" w:color="BFBFBF" w:sz="4"/>
+              <w:left w:val="single" w:color="BFBFBF" w:sz="4"/>
+              <w:bottom w:val="single" w:color="BFBFBF" w:sz="4"/>
+              <w:right w:val="single" w:color="BFBFBF" w:sz="4"/>
+            </w:tcBorders>
+            <w:tcMar>
+              <w:top w:type="dxa" w:w="70"/>
+              <w:left w:type="dxa" w:w="100"/>
+              <w:bottom w:type="dxa" w:w="70"/>
+              <w:right w:type="dxa" w:w="100"/>
+            </w:tcMar>
+            <w:vAlign w:val="top"/>
+          </w:tcPr>
+          <w:p>
+            <w:r>
+              <w:rPr>
+                <w:rFonts w:ascii="Arial" w:cs="Arial" w:eastAsia="Arial" w:hAnsi="Arial"/>
+                <w:sz w:val="18"/>
+                <w:szCs w:val="18"/>
+              </w:rPr>
+              <w:t xml:space="preserve">For pharma — hero lead and meta description</w:t>
+            </w:r>
+          </w:p>
+        </w:tc>
+        <w:tc>
+          <w:tcPr>
+            <w:tcW w:type="dxa" w:w="5600"/>
+            <w:tcBorders>
+              <w:top w:val="single" w:color="BFBFBF" w:sz="4"/>
+              <w:left w:val="single" w:color="BFBFBF" w:sz="4"/>
+              <w:bottom w:val="single" w:color="BFBFBF" w:sz="4"/>
+              <w:right w:val="single" w:color="BFBFBF" w:sz="4"/>
+            </w:tcBorders>
+            <w:tcMar>
+              <w:top w:type="dxa" w:w="70"/>
+              <w:left w:type="dxa" w:w="100"/>
+              <w:bottom w:type="dxa" w:w="70"/>
+              <w:right w:type="dxa" w:w="100"/>
+            </w:tcMar>
+            <w:vAlign w:val="top"/>
+          </w:tcPr>
+          <w:p>
+            <w:r>
+              <w:rPr>
+                <w:rFonts w:ascii="Arial" w:cs="Arial" w:eastAsia="Arial" w:hAnsi="Arial"/>
+                <w:sz w:val="18"/>
+                <w:szCs w:val="18"/>
+              </w:rPr>
+              <w:t xml:space="preserve">Run decentralised trials on real-world measures of quality of life and disease progression. … using devices participants already own.</w:t>
+            </w:r>
+          </w:p>
+        </w:tc>
+        <w:tc>
+          <w:tcPr>
+            <w:tcW w:type="dxa" w:w="5600"/>
+            <w:tcBorders>
+              <w:top w:val="single" w:color="BFBFBF" w:sz="4"/>
+              <w:left w:val="single" w:color="BFBFBF" w:sz="4"/>
+              <w:bottom w:val="single" w:color="BFBFBF" w:sz="4"/>
+              <w:right w:val="single" w:color="BFBFBF" w:sz="4"/>
+            </w:tcBorders>
+            <w:tcMar>
+              <w:top w:type="dxa" w:w="70"/>
+              <w:left w:type="dxa" w:w="100"/>
+              <w:bottom w:type="dxa" w:w="70"/>
+              <w:right w:type="dxa" w:w="100"/>
+            </w:tcMar>
+            <w:vAlign w:val="top"/>
+          </w:tcPr>
+          <w:p>
+            <w:r>
+              <w:rPr>
+                <w:rFonts w:ascii="Arial" w:cs="Arial" w:eastAsia="Arial" w:hAnsi="Arial"/>
+                <w:sz w:val="18"/>
+                <w:szCs w:val="18"/>
+              </w:rPr>
+              <w:t xml:space="preserve">Run decentralised trials on exploratory, real-world research measures of quality of life and disease progression. … using everyday consumer devices.</w:t>
+            </w:r>
+          </w:p>
+        </w:tc>
+      </w:tr>
+      <w:tr>
+        <w:trPr>
+          <w:cantSplit/>
+        </w:trPr>
+        <w:tc>
+          <w:tcPr>
+            <w:tcW w:type="dxa" w:w="800"/>
+            <w:tcBorders>
+              <w:top w:val="single" w:color="BFBFBF" w:sz="4"/>
+              <w:left w:val="single" w:color="BFBFBF" w:sz="4"/>
+              <w:bottom w:val="single" w:color="BFBFBF" w:sz="4"/>
+              <w:right w:val="single" w:color="BFBFBF" w:sz="4"/>
+            </w:tcBorders>
+            <w:tcMar>
+              <w:top w:type="dxa" w:w="70"/>
+              <w:left w:type="dxa" w:w="100"/>
+              <w:bottom w:type="dxa" w:w="70"/>
+              <w:right w:type="dxa" w:w="100"/>
+            </w:tcMar>
+            <w:vAlign w:val="top"/>
+          </w:tcPr>
+          <w:p>
+            <w:r>
+              <w:rPr>
+                <w:rFonts w:ascii="Arial" w:cs="Arial" w:eastAsia="Arial" w:hAnsi="Arial"/>
+                <w:b/>
+                <w:bCs/>
+                <w:sz w:val="18"/>
+                <w:szCs w:val="18"/>
+              </w:rPr>
+              <w:t xml:space="preserve">R16</w:t>
+            </w:r>
+          </w:p>
+        </w:tc>
+        <w:tc>
+          <w:tcPr>
+            <w:tcW w:type="dxa" w:w="2400"/>
+            <w:tcBorders>
+              <w:top w:val="single" w:color="BFBFBF" w:sz="4"/>
+              <w:left w:val="single" w:color="BFBFBF" w:sz="4"/>
+              <w:bottom w:val="single" w:color="BFBFBF" w:sz="4"/>
+              <w:right w:val="single" w:color="BFBFBF" w:sz="4"/>
+            </w:tcBorders>
+            <w:tcMar>
+              <w:top w:type="dxa" w:w="70"/>
+              <w:left w:type="dxa" w:w="100"/>
+              <w:bottom w:type="dxa" w:w="70"/>
+              <w:right w:type="dxa" w:w="100"/>
+            </w:tcMar>
+            <w:vAlign w:val="top"/>
+          </w:tcPr>
+          <w:p>
+            <w:r>
+              <w:rPr>
+                <w:rFonts w:ascii="Arial" w:cs="Arial" w:eastAsia="Arial" w:hAnsi="Arial"/>
+                <w:sz w:val="18"/>
+                <w:szCs w:val="18"/>
+              </w:rPr>
+              <w:t xml:space="preserve">For pharma — “Why it matters” list</w:t>
+            </w:r>
+          </w:p>
+        </w:tc>
+        <w:tc>
+          <w:tcPr>
+            <w:tcW w:type="dxa" w:w="5600"/>
+            <w:tcBorders>
+              <w:top w:val="single" w:color="BFBFBF" w:sz="4"/>
+              <w:left w:val="single" w:color="BFBFBF" w:sz="4"/>
+              <w:bottom w:val="single" w:color="BFBFBF" w:sz="4"/>
+              <w:right w:val="single" w:color="BFBFBF" w:sz="4"/>
+            </w:tcBorders>
+            <w:tcMar>
+              <w:top w:type="dxa" w:w="70"/>
+              <w:left w:type="dxa" w:w="100"/>
+              <w:bottom w:type="dxa" w:w="70"/>
+              <w:right w:type="dxa" w:w="100"/>
+            </w:tcMar>
+            <w:vAlign w:val="top"/>
+          </w:tcPr>
+          <w:p>
+            <w:r>
+              <w:rPr>
+                <w:rFonts w:ascii="Arial" w:cs="Arial" w:eastAsia="Arial" w:hAnsi="Arial"/>
+                <w:sz w:val="18"/>
+                <w:szCs w:val="18"/>
+              </w:rPr>
+              <w:t xml:space="preserve">Better compliance — no tasks or diaries means fewer dropouts and less missing data.</w:t>
+            </w:r>
+          </w:p>
+        </w:tc>
+        <w:tc>
+          <w:tcPr>
+            <w:tcW w:type="dxa" w:w="5600"/>
+            <w:tcBorders>
+              <w:top w:val="single" w:color="BFBFBF" w:sz="4"/>
+              <w:left w:val="single" w:color="BFBFBF" w:sz="4"/>
+              <w:bottom w:val="single" w:color="BFBFBF" w:sz="4"/>
+              <w:right w:val="single" w:color="BFBFBF" w:sz="4"/>
+            </w:tcBorders>
+            <w:tcMar>
+              <w:top w:type="dxa" w:w="70"/>
+              <w:left w:type="dxa" w:w="100"/>
+              <w:bottom w:type="dxa" w:w="70"/>
+              <w:right w:type="dxa" w:w="100"/>
+            </w:tcMar>
+            <w:vAlign w:val="top"/>
+          </w:tcPr>
+          <w:p>
+            <w:r>
+              <w:rPr>
+                <w:rFonts w:ascii="Arial" w:cs="Arial" w:eastAsia="Arial" w:hAnsi="Arial"/>
+                <w:sz w:val="18"/>
+                <w:szCs w:val="18"/>
+              </w:rPr>
+              <w:t xml:space="preserve">Better compliance — passive capture lowers participant burden.</w:t>
+            </w:r>
+          </w:p>
+        </w:tc>
+      </w:tr>
+      <w:tr>
+        <w:trPr>
+          <w:cantSplit/>
+        </w:trPr>
+        <w:tc>
+          <w:tcPr>
+            <w:tcW w:type="dxa" w:w="800"/>
+            <w:tcBorders>
+              <w:top w:val="single" w:color="BFBFBF" w:sz="4"/>
+              <w:left w:val="single" w:color="BFBFBF" w:sz="4"/>
+              <w:bottom w:val="single" w:color="BFBFBF" w:sz="4"/>
+              <w:right w:val="single" w:color="BFBFBF" w:sz="4"/>
+            </w:tcBorders>
+            <w:tcMar>
+              <w:top w:type="dxa" w:w="70"/>
+              <w:left w:type="dxa" w:w="100"/>
+              <w:bottom w:type="dxa" w:w="70"/>
+              <w:right w:type="dxa" w:w="100"/>
+            </w:tcMar>
+            <w:vAlign w:val="top"/>
+          </w:tcPr>
+          <w:p>
+            <w:r>
+              <w:rPr>
+                <w:rFonts w:ascii="Arial" w:cs="Arial" w:eastAsia="Arial" w:hAnsi="Arial"/>
+                <w:b/>
+                <w:bCs/>
+                <w:sz w:val="18"/>
+                <w:szCs w:val="18"/>
+              </w:rPr>
+              <w:t xml:space="preserve">R17</w:t>
+            </w:r>
+          </w:p>
+        </w:tc>
+        <w:tc>
+          <w:tcPr>
+            <w:tcW w:type="dxa" w:w="2400"/>
+            <w:tcBorders>
+              <w:top w:val="single" w:color="BFBFBF" w:sz="4"/>
+              <w:left w:val="single" w:color="BFBFBF" w:sz="4"/>
+              <w:bottom w:val="single" w:color="BFBFBF" w:sz="4"/>
+              <w:right w:val="single" w:color="BFBFBF" w:sz="4"/>
+            </w:tcBorders>
+            <w:tcMar>
+              <w:top w:type="dxa" w:w="70"/>
+              <w:left w:type="dxa" w:w="100"/>
+              <w:bottom w:type="dxa" w:w="70"/>
+              <w:right w:type="dxa" w:w="100"/>
+            </w:tcMar>
+            <w:vAlign w:val="top"/>
+          </w:tcPr>
+          <w:p>
+            <w:r>
+              <w:rPr>
+                <w:rFonts w:ascii="Arial" w:cs="Arial" w:eastAsia="Arial" w:hAnsi="Arial"/>
+                <w:sz w:val="18"/>
+                <w:szCs w:val="18"/>
+              </w:rPr>
+              <w:t xml:space="preserve">About — hero lead and meta description</w:t>
+            </w:r>
+          </w:p>
+        </w:tc>
+        <w:tc>
+          <w:tcPr>
+            <w:tcW w:type="dxa" w:w="5600"/>
+            <w:tcBorders>
+              <w:top w:val="single" w:color="BFBFBF" w:sz="4"/>
+              <w:left w:val="single" w:color="BFBFBF" w:sz="4"/>
+              <w:bottom w:val="single" w:color="BFBFBF" w:sz="4"/>
+              <w:right w:val="single" w:color="BFBFBF" w:sz="4"/>
+            </w:tcBorders>
+            <w:tcMar>
+              <w:top w:type="dxa" w:w="70"/>
+              <w:left w:type="dxa" w:w="100"/>
+              <w:bottom w:type="dxa" w:w="70"/>
+              <w:right w:type="dxa" w:w="100"/>
+            </w:tcMar>
+            <w:vAlign w:val="top"/>
+          </w:tcPr>
+          <w:p>
+            <w:r>
+              <w:rPr>
+                <w:rFonts w:ascii="Arial" w:cs="Arial" w:eastAsia="Arial" w:hAnsi="Arial"/>
+                <w:sz w:val="18"/>
+                <w:szCs w:val="18"/>
+              </w:rPr>
+              <w:t xml:space="preserve">We build clinically meaningful insight from the devices people already use — captured quietly in the background, and shared only when it helps.</w:t>
+            </w:r>
+          </w:p>
+        </w:tc>
+        <w:tc>
+          <w:tcPr>
+            <w:tcW w:type="dxa" w:w="5600"/>
+            <w:tcBorders>
+              <w:top w:val="single" w:color="BFBFBF" w:sz="4"/>
+              <w:left w:val="single" w:color="BFBFBF" w:sz="4"/>
+              <w:bottom w:val="single" w:color="BFBFBF" w:sz="4"/>
+              <w:right w:val="single" w:color="BFBFBF" w:sz="4"/>
+            </w:tcBorders>
+            <w:tcMar>
+              <w:top w:type="dxa" w:w="70"/>
+              <w:left w:type="dxa" w:w="100"/>
+              <w:bottom w:type="dxa" w:w="70"/>
+              <w:right w:type="dxa" w:w="100"/>
+            </w:tcMar>
+            <w:vAlign w:val="top"/>
+          </w:tcPr>
+          <w:p>
+            <w:r>
+              <w:rPr>
+                <w:rFonts w:ascii="Arial" w:cs="Arial" w:eastAsia="Arial" w:hAnsi="Arial"/>
+                <w:sz w:val="18"/>
+                <w:szCs w:val="18"/>
+              </w:rPr>
+              <w:t xml:space="preserve">We build objective, validated kinematic measures from everyday devices — captured in the background, and shared with the healthcare professionals you choose.</w:t>
+            </w:r>
+          </w:p>
+        </w:tc>
+      </w:tr>
+      <w:tr>
+        <w:trPr>
+          <w:cantSplit/>
+        </w:trPr>
+        <w:tc>
+          <w:tcPr>
+            <w:tcW w:type="dxa" w:w="800"/>
+            <w:tcBorders>
+              <w:top w:val="single" w:color="BFBFBF" w:sz="4"/>
+              <w:left w:val="single" w:color="BFBFBF" w:sz="4"/>
+              <w:bottom w:val="single" w:color="BFBFBF" w:sz="4"/>
+              <w:right w:val="single" w:color="BFBFBF" w:sz="4"/>
+            </w:tcBorders>
+            <w:tcMar>
+              <w:top w:type="dxa" w:w="70"/>
+              <w:left w:type="dxa" w:w="100"/>
+              <w:bottom w:type="dxa" w:w="70"/>
+              <w:right w:type="dxa" w:w="100"/>
+            </w:tcMar>
+            <w:vAlign w:val="top"/>
+          </w:tcPr>
+          <w:p>
+            <w:r>
+              <w:rPr>
+                <w:rFonts w:ascii="Arial" w:cs="Arial" w:eastAsia="Arial" w:hAnsi="Arial"/>
+                <w:b/>
+                <w:bCs/>
+                <w:sz w:val="18"/>
+                <w:szCs w:val="18"/>
+              </w:rPr>
+              <w:t xml:space="preserve">R18</w:t>
+            </w:r>
+          </w:p>
+        </w:tc>
+        <w:tc>
+          <w:tcPr>
+            <w:tcW w:type="dxa" w:w="2400"/>
+            <w:tcBorders>
+              <w:top w:val="single" w:color="BFBFBF" w:sz="4"/>
+              <w:left w:val="single" w:color="BFBFBF" w:sz="4"/>
+              <w:bottom w:val="single" w:color="BFBFBF" w:sz="4"/>
+              <w:right w:val="single" w:color="BFBFBF" w:sz="4"/>
+            </w:tcBorders>
+            <w:tcMar>
+              <w:top w:type="dxa" w:w="70"/>
+              <w:left w:type="dxa" w:w="100"/>
+              <w:bottom w:type="dxa" w:w="70"/>
+              <w:right w:type="dxa" w:w="100"/>
+            </w:tcMar>
+            <w:vAlign w:val="top"/>
+          </w:tcPr>
+          <w:p>
+            <w:r>
+              <w:rPr>
+                <w:rFonts w:ascii="Arial" w:cs="Arial" w:eastAsia="Arial" w:hAnsi="Arial"/>
+                <w:sz w:val="18"/>
+                <w:szCs w:val="18"/>
+              </w:rPr>
+              <w:t xml:space="preserve">All pages — footer tagline</w:t>
+            </w:r>
+          </w:p>
+        </w:tc>
+        <w:tc>
+          <w:tcPr>
+            <w:tcW w:type="dxa" w:w="5600"/>
+            <w:tcBorders>
+              <w:top w:val="single" w:color="BFBFBF" w:sz="4"/>
+              <w:left w:val="single" w:color="BFBFBF" w:sz="4"/>
+              <w:bottom w:val="single" w:color="BFBFBF" w:sz="4"/>
+              <w:right w:val="single" w:color="BFBFBF" w:sz="4"/>
+            </w:tcBorders>
+            <w:tcMar>
+              <w:top w:type="dxa" w:w="70"/>
+              <w:left w:type="dxa" w:w="100"/>
+              <w:bottom w:type="dxa" w:w="70"/>
+              <w:right w:type="dxa" w:w="100"/>
+            </w:tcMar>
+            <w:vAlign w:val="top"/>
+          </w:tcPr>
+          <w:p>
+            <w:r>
+              <w:rPr>
+                <w:rFonts w:ascii="Arial" w:cs="Arial" w:eastAsia="Arial" w:hAnsi="Arial"/>
+                <w:sz w:val="18"/>
+                <w:szCs w:val="18"/>
+              </w:rPr>
+              <w:t xml:space="preserve">Clinically meaningful insight from the devices people already use, captured quietly in the background. Starting with Parkinson’s.</w:t>
+            </w:r>
+          </w:p>
+        </w:tc>
+        <w:tc>
+          <w:tcPr>
+            <w:tcW w:type="dxa" w:w="5600"/>
+            <w:tcBorders>
+              <w:top w:val="single" w:color="BFBFBF" w:sz="4"/>
+              <w:left w:val="single" w:color="BFBFBF" w:sz="4"/>
+              <w:bottom w:val="single" w:color="BFBFBF" w:sz="4"/>
+              <w:right w:val="single" w:color="BFBFBF" w:sz="4"/>
+            </w:tcBorders>
+            <w:tcMar>
+              <w:top w:type="dxa" w:w="70"/>
+              <w:left w:type="dxa" w:w="100"/>
+              <w:bottom w:type="dxa" w:w="70"/>
+              <w:right w:type="dxa" w:w="100"/>
+            </w:tcMar>
+            <w:vAlign w:val="top"/>
+          </w:tcPr>
+          <w:p>
+            <w:r>
+              <w:rPr>
+                <w:rFonts w:ascii="Arial" w:cs="Arial" w:eastAsia="Arial" w:hAnsi="Arial"/>
+                <w:sz w:val="18"/>
+                <w:szCs w:val="18"/>
+              </w:rPr>
+              <w:t xml:space="preserve">Objective, validated kinematic measures from everyday devices, captured in the background. Starting with Parkinson’s.</w:t>
+            </w:r>
+          </w:p>
+        </w:tc>
+      </w:tr>
+      <w:tr>
+        <w:trPr>
+          <w:cantSplit/>
+        </w:trPr>
+        <w:tc>
+          <w:tcPr>
+            <w:tcW w:type="dxa" w:w="800"/>
+            <w:tcBorders>
+              <w:top w:val="single" w:color="BFBFBF" w:sz="4"/>
+              <w:left w:val="single" w:color="BFBFBF" w:sz="4"/>
+              <w:bottom w:val="single" w:color="BFBFBF" w:sz="4"/>
+              <w:right w:val="single" w:color="BFBFBF" w:sz="4"/>
+            </w:tcBorders>
+            <w:tcMar>
+              <w:top w:type="dxa" w:w="70"/>
+              <w:left w:type="dxa" w:w="100"/>
+              <w:bottom w:type="dxa" w:w="70"/>
+              <w:right w:type="dxa" w:w="100"/>
+            </w:tcMar>
+            <w:vAlign w:val="top"/>
+          </w:tcPr>
+          <w:p>
+            <w:r>
+              <w:rPr>
+                <w:rFonts w:ascii="Arial" w:cs="Arial" w:eastAsia="Arial" w:hAnsi="Arial"/>
+                <w:b/>
+                <w:bCs/>
+                <w:sz w:val="18"/>
+                <w:szCs w:val="18"/>
+              </w:rPr>
+              <w:t xml:space="preserve">R19</w:t>
+            </w:r>
+          </w:p>
+        </w:tc>
+        <w:tc>
+          <w:tcPr>
+            <w:tcW w:type="dxa" w:w="2400"/>
+            <w:tcBorders>
+              <w:top w:val="single" w:color="BFBFBF" w:sz="4"/>
+              <w:left w:val="single" w:color="BFBFBF" w:sz="4"/>
+              <w:bottom w:val="single" w:color="BFBFBF" w:sz="4"/>
+              <w:right w:val="single" w:color="BFBFBF" w:sz="4"/>
+            </w:tcBorders>
+            <w:tcMar>
+              <w:top w:type="dxa" w:w="70"/>
+              <w:left w:type="dxa" w:w="100"/>
+              <w:bottom w:type="dxa" w:w="70"/>
+              <w:right w:type="dxa" w:w="100"/>
+            </w:tcMar>
+            <w:vAlign w:val="top"/>
+          </w:tcPr>
+          <w:p>
+            <w:r>
+              <w:rPr>
+                <w:rFonts w:ascii="Arial" w:cs="Arial" w:eastAsia="Arial" w:hAnsi="Arial"/>
+                <w:sz w:val="18"/>
+                <w:szCs w:val="18"/>
+              </w:rPr>
+              <w:t xml:space="preserve">Press release — notice under the date</w:t>
+            </w:r>
+          </w:p>
+        </w:tc>
+        <w:tc>
+          <w:tcPr>
+            <w:tcW w:type="dxa" w:w="5600"/>
+            <w:tcBorders>
+              <w:top w:val="single" w:color="BFBFBF" w:sz="4"/>
+              <w:left w:val="single" w:color="BFBFBF" w:sz="4"/>
+              <w:bottom w:val="single" w:color="BFBFBF" w:sz="4"/>
+              <w:right w:val="single" w:color="BFBFBF" w:sz="4"/>
+            </w:tcBorders>
+            <w:tcMar>
+              <w:top w:type="dxa" w:w="70"/>
+              <w:left w:type="dxa" w:w="100"/>
+              <w:bottom w:type="dxa" w:w="70"/>
+              <w:right w:type="dxa" w:w="100"/>
+            </w:tcMar>
+            <w:vAlign w:val="top"/>
+          </w:tcPr>
+          <w:p>
+            <w:r>
+              <w:rPr>
+                <w:rFonts w:ascii="Arial" w:cs="Arial" w:eastAsia="Arial" w:hAnsi="Arial"/>
+                <w:sz w:val="18"/>
+                <w:szCs w:val="18"/>
+              </w:rPr>
+              <w:t xml:space="preserve">(nothing)</w:t>
+            </w:r>
+          </w:p>
+        </w:tc>
+        <w:tc>
+          <w:tcPr>
+            <w:tcW w:type="dxa" w:w="5600"/>
+            <w:tcBorders>
+              <w:top w:val="single" w:color="BFBFBF" w:sz="4"/>
+              <w:left w:val="single" w:color="BFBFBF" w:sz="4"/>
+              <w:bottom w:val="single" w:color="BFBFBF" w:sz="4"/>
+              <w:right w:val="single" w:color="BFBFBF" w:sz="4"/>
+            </w:tcBorders>
+            <w:tcMar>
+              <w:top w:type="dxa" w:w="70"/>
+              <w:left w:type="dxa" w:w="100"/>
+              <w:bottom w:type="dxa" w:w="70"/>
+              <w:right w:type="dxa" w:w="100"/>
+            </w:tcMar>
+            <w:vAlign w:val="top"/>
+          </w:tcPr>
+          <w:p>
+            <w:r>
+              <w:rPr>
+                <w:rFonts w:ascii="Arial" w:cs="Arial" w:eastAsia="Arial" w:hAnsi="Arial"/>
+                <w:sz w:val="18"/>
+                <w:szCs w:val="18"/>
+              </w:rPr>
+              <w:t xml:space="preserve">Archive. This announcement was published on 16 June 2025 and predates the current PARKIWATCH Instructions for Use. It does not describe the intended purpose of the device — for that, see the Instructions for Use for patients and for healthcare professionals.</w:t>
+            </w:r>
+          </w:p>
+        </w:tc>
+      </w:tr>
+      <w:tr>
+        <w:trPr>
+          <w:cantSplit/>
+        </w:trPr>
+        <w:tc>
+          <w:tcPr>
+            <w:tcW w:type="dxa" w:w="800"/>
+            <w:tcBorders>
+              <w:top w:val="single" w:color="BFBFBF" w:sz="4"/>
+              <w:left w:val="single" w:color="BFBFBF" w:sz="4"/>
+              <w:bottom w:val="single" w:color="BFBFBF" w:sz="4"/>
+              <w:right w:val="single" w:color="BFBFBF" w:sz="4"/>
+            </w:tcBorders>
+            <w:tcMar>
+              <w:top w:type="dxa" w:w="70"/>
+              <w:left w:type="dxa" w:w="100"/>
+              <w:bottom w:type="dxa" w:w="70"/>
+              <w:right w:type="dxa" w:w="100"/>
+            </w:tcMar>
+            <w:vAlign w:val="top"/>
+          </w:tcPr>
+          <w:p>
+            <w:r>
+              <w:rPr>
+                <w:rFonts w:ascii="Arial" w:cs="Arial" w:eastAsia="Arial" w:hAnsi="Arial"/>
+                <w:b/>
+                <w:bCs/>
+                <w:sz w:val="18"/>
+                <w:szCs w:val="18"/>
+              </w:rPr>
+              <w:t xml:space="preserve">R20</w:t>
+            </w:r>
+          </w:p>
+        </w:tc>
+        <w:tc>
+          <w:tcPr>
+            <w:tcW w:type="dxa" w:w="2400"/>
+            <w:tcBorders>
+              <w:top w:val="single" w:color="BFBFBF" w:sz="4"/>
+              <w:left w:val="single" w:color="BFBFBF" w:sz="4"/>
+              <w:bottom w:val="single" w:color="BFBFBF" w:sz="4"/>
+              <w:right w:val="single" w:color="BFBFBF" w:sz="4"/>
+            </w:tcBorders>
+            <w:tcMar>
+              <w:top w:type="dxa" w:w="70"/>
+              <w:left w:type="dxa" w:w="100"/>
+              <w:bottom w:type="dxa" w:w="70"/>
+              <w:right w:type="dxa" w:w="100"/>
+            </w:tcMar>
+            <w:vAlign w:val="top"/>
+          </w:tcPr>
+          <w:p>
+            <w:r>
+              <w:rPr>
+                <w:rFonts w:ascii="Arial" w:cs="Arial" w:eastAsia="Arial" w:hAnsi="Arial"/>
+                <w:sz w:val="18"/>
+                <w:szCs w:val="18"/>
+              </w:rPr>
+              <w:t xml:space="preserve">Instructions for Use pages — “IFU version” label</w:t>
+            </w:r>
+          </w:p>
+        </w:tc>
+        <w:tc>
+          <w:tcPr>
+            <w:tcW w:type="dxa" w:w="5600"/>
+            <w:tcBorders>
+              <w:top w:val="single" w:color="BFBFBF" w:sz="4"/>
+              <w:left w:val="single" w:color="BFBFBF" w:sz="4"/>
+              <w:bottom w:val="single" w:color="BFBFBF" w:sz="4"/>
+              <w:right w:val="single" w:color="BFBFBF" w:sz="4"/>
+            </w:tcBorders>
+            <w:tcMar>
+              <w:top w:type="dxa" w:w="70"/>
+              <w:left w:type="dxa" w:w="100"/>
+              <w:bottom w:type="dxa" w:w="70"/>
+              <w:right w:type="dxa" w:w="100"/>
+            </w:tcMar>
+            <w:vAlign w:val="top"/>
+          </w:tcPr>
+          <w:p>
+            <w:r>
+              <w:rPr>
+                <w:rFonts w:ascii="Arial" w:cs="Arial" w:eastAsia="Arial" w:hAnsi="Arial"/>
+                <w:sz w:val="18"/>
+                <w:szCs w:val="18"/>
+              </w:rPr>
+              <w:t xml:space="preserve">Version 4 shown on both the patients page and the healthcare professionals page</w:t>
+            </w:r>
+          </w:p>
+        </w:tc>
+        <w:tc>
+          <w:tcPr>
+            <w:tcW w:type="dxa" w:w="5600"/>
+            <w:tcBorders>
+              <w:top w:val="single" w:color="BFBFBF" w:sz="4"/>
+              <w:left w:val="single" w:color="BFBFBF" w:sz="4"/>
+              <w:bottom w:val="single" w:color="BFBFBF" w:sz="4"/>
+              <w:right w:val="single" w:color="BFBFBF" w:sz="4"/>
+            </w:tcBorders>
+            <w:tcMar>
+              <w:top w:type="dxa" w:w="70"/>
+              <w:left w:type="dxa" w:w="100"/>
+              <w:bottom w:type="dxa" w:w="70"/>
+              <w:right w:type="dxa" w:w="100"/>
+            </w:tcMar>
+            <w:vAlign w:val="top"/>
+          </w:tcPr>
+          <w:p>
+            <w:r>
+              <w:rPr>
+                <w:rFonts w:ascii="Arial" w:cs="Arial" w:eastAsia="Arial" w:hAnsi="Arial"/>
+                <w:sz w:val="18"/>
+                <w:szCs w:val="18"/>
+              </w:rPr>
+              <w:t xml:space="preserve">Patients page: version 4. Healthcare professionals page: version 6. Both match the revision history in the published PDFs.</w:t>
+            </w:r>
+          </w:p>
+        </w:tc>
+      </w:tr>
+    </w:tbl>
+    <w:p>
+      <w:pPr>
+        <w:pStyle w:val="Heading1"/>
+        <w:spacing w:after="140" w:before="280"/>
+      </w:pPr>
+      <w:r>
+        <w:rPr>
+          <w:rFonts w:ascii="Arial" w:cs="Arial" w:eastAsia="Arial" w:hAnsi="Arial"/>
+        </w:rPr>
+        <w:t xml:space="preserve">5. Open points</w:t>
       </w:r>
     </w:p>
     <w:p>
@@ -7321,7 +9892,7 @@
           <w:sz w:val="20"/>
           <w:szCs w:val="20"/>
         </w:rPr>
-        <w:t xml:space="preserve">Live content management system: the clinician testimonial (H2) and the previous FAQ entries (P11 to P14) are still served on the live site until the corresponding entries are updated. The same applies to any statistics held there (H3 to H6).</w:t>
+        <w:t xml:space="preserve">Live content management system: the clinician testimonial (H2) and the previous FAQ entries (P11 to P14), including “Koios Care is a wellness solution”, are still served on the live site until the patch is applied and the two obsolete entries (the clinician quote and the 57% statistic) are deleted.</w:t>
       </w:r>
     </w:p>
     <w:p>
@@ -7339,7 +9910,7 @@
           <w:sz w:val="20"/>
           <w:szCs w:val="20"/>
         </w:rPr>
-        <w:t xml:space="preserve">Terms of Use page (/tos): still describes the product as a “wellness device” that is “not a medical device”, including Article 3. This is legal text and was not changed; it needs a decision from the owner of the terms.</w:t>
+        <w:t xml:space="preserve">Terms of Use page (/tos): still describes the product as a “wellness device” that is “not a medical device”, including Article 3, and disclaims fitness for any medical purpose. The terms as a whole are written for a wellness product, so they need to be redrafted by the owner of the terms rather than reworded on the website.</w:t>
       </w:r>
     </w:p>
     <w:p>
@@ -7357,7 +9928,7 @@
           <w:sz w:val="20"/>
           <w:szCs w:val="20"/>
         </w:rPr>
-        <w:t xml:space="preserve">“No tasks” wording remains on the Home page (step 1), the For clinicians page (“Getting started”, step 2) and the For pharma page. It was left unchanged by decision; only the For patients and About pages were qualified.</w:t>
+        <w:t xml:space="preserve">French patient Instructions for Use: the revision history in the published PDF ends at version 3, while the page shows version 4 and the cover carries the 05/10/2026 issue date. To be checked in the controlled document.</w:t>
       </w:r>
     </w:p>
     <w:p>
@@ -7375,7 +9946,7 @@
           <w:sz w:val="20"/>
           <w:szCs w:val="20"/>
         </w:rPr>
-        <w:t xml:space="preserve">“Devices you already own” remains in the price card and closing section of the For patients page, although the Instructions for Use require an Android smartphone and a compatible wrist-worn sensor.</w:t>
+        <w:t xml:space="preserve">Press release of 16 June 2025: its original text is kept unchanged, with the archive notice in R19 added above it.</w:t>
       </w:r>
     </w:p>
     <w:p>
